--- a/MODUL AJAR/MA B.INDO/BAB 8 - MA B Indo Kls 1.docx
+++ b/MODUL AJAR/MA B.INDO/BAB 8 - MA B Indo Kls 1.docx
@@ -1,6 +1,6 @@
 
 <file path=word/document.xml><?xml version="1.0" encoding="utf-8"?>
-<w:document xmlns:wpc="http://schemas.microsoft.com/office/word/2010/wordprocessingCanvas" xmlns:cx="http://schemas.microsoft.com/office/drawing/2014/chartex" xmlns:cx1="http://schemas.microsoft.com/office/drawing/2015/9/8/chartex" xmlns:cx2="http://schemas.microsoft.com/office/drawing/2015/10/21/chartex" xmlns:cx3="http://schemas.microsoft.com/office/drawing/2016/5/9/chartex" xmlns:cx4="http://schemas.microsoft.com/office/drawing/2016/5/10/chartex" xmlns:cx5="http://schemas.microsoft.com/office/drawing/2016/5/11/chartex" xmlns:cx6="http://schemas.microsoft.com/office/drawing/2016/5/12/chartex" xmlns:cx7="http://schemas.microsoft.com/office/drawing/2016/5/13/chartex" xmlns:cx8="http://schemas.microsoft.com/office/drawing/2016/5/14/chartex" xmlns:mc="http://schemas.openxmlformats.org/markup-compatibility/2006" xmlns:aink="http://schemas.microsoft.com/office/drawing/2016/ink" xmlns:am3d="http://schemas.microsoft.com/office/drawing/2017/model3d" xmlns:o="urn:schemas-microsoft-com:office:office" xmlns:oel="http://schemas.microsoft.com/office/2019/extlst" xmlns:r="http://schemas.openxmlformats.org/officeDocument/2006/relationships" xmlns:m="http://schemas.openxmlformats.org/officeDocument/2006/math" xmlns:v="urn:schemas-microsoft-com:vml" xmlns:wp14="http://schemas.microsoft.com/office/word/2010/wordprocessingDrawing" xmlns:wp="http://schemas.openxmlformats.org/drawingml/2006/wordprocessingDrawing" xmlns:w10="urn:schemas-microsoft-com:office:word" xmlns:w="http://schemas.openxmlformats.org/wordprocessingml/2006/main" xmlns:w14="http://schemas.microsoft.com/office/word/2010/wordml" xmlns:w15="http://schemas.microsoft.com/office/word/2012/wordml" xmlns:w16cex="http://schemas.microsoft.com/office/word/2018/wordml/cex" xmlns:w16cid="http://schemas.microsoft.com/office/word/2016/wordml/cid" xmlns:w16="http://schemas.microsoft.com/office/word/2018/wordml" xmlns:w16sdtdh="http://schemas.microsoft.com/office/word/2020/wordml/sdtdatahash" xmlns:w16se="http://schemas.microsoft.com/office/word/2015/wordml/symex" xmlns:wpg="http://schemas.microsoft.com/office/word/2010/wordprocessingGroup" xmlns:wpi="http://schemas.microsoft.com/office/word/2010/wordprocessingInk" xmlns:wne="http://schemas.microsoft.com/office/word/2006/wordml" xmlns:wps="http://schemas.microsoft.com/office/word/2010/wordprocessingShape" mc:Ignorable="w14 w15 w16se w16cid w16 w16cex w16sdtdh wp14">
+<w:document xmlns:wpc="http://schemas.microsoft.com/office/word/2010/wordprocessingCanvas" xmlns:cx="http://schemas.microsoft.com/office/drawing/2014/chartex" xmlns:cx1="http://schemas.microsoft.com/office/drawing/2015/9/8/chartex" xmlns:cx2="http://schemas.microsoft.com/office/drawing/2015/10/21/chartex" xmlns:cx3="http://schemas.microsoft.com/office/drawing/2016/5/9/chartex" xmlns:cx4="http://schemas.microsoft.com/office/drawing/2016/5/10/chartex" xmlns:cx5="http://schemas.microsoft.com/office/drawing/2016/5/11/chartex" xmlns:cx6="http://schemas.microsoft.com/office/drawing/2016/5/12/chartex" xmlns:cx7="http://schemas.microsoft.com/office/drawing/2016/5/13/chartex" xmlns:cx8="http://schemas.microsoft.com/office/drawing/2016/5/14/chartex" xmlns:mc="http://schemas.openxmlformats.org/markup-compatibility/2006" xmlns:aink="http://schemas.microsoft.com/office/drawing/2016/ink" xmlns:am3d="http://schemas.microsoft.com/office/drawing/2017/model3d" xmlns:o="urn:schemas-microsoft-com:office:office" xmlns:oel="http://schemas.microsoft.com/office/2019/extlst" xmlns:r="http://schemas.openxmlformats.org/officeDocument/2006/relationships" xmlns:m="http://schemas.openxmlformats.org/officeDocument/2006/math" xmlns:v="urn:schemas-microsoft-com:vml" xmlns:wp14="http://schemas.microsoft.com/office/word/2010/wordprocessingDrawing" xmlns:wp="http://schemas.openxmlformats.org/drawingml/2006/wordprocessingDrawing" xmlns:w10="urn:schemas-microsoft-com:office:word" xmlns:w="http://schemas.openxmlformats.org/wordprocessingml/2006/main" xmlns:w14="http://schemas.microsoft.com/office/word/2010/wordml" xmlns:w15="http://schemas.microsoft.com/office/word/2012/wordml" xmlns:w16cex="http://schemas.microsoft.com/office/word/2018/wordml/cex" xmlns:w16cid="http://schemas.microsoft.com/office/word/2016/wordml/cid" xmlns:w16="http://schemas.microsoft.com/office/word/2018/wordml" xmlns:w16du="http://schemas.microsoft.com/office/word/2023/wordml/word16du" xmlns:w16sdtdh="http://schemas.microsoft.com/office/word/2020/wordml/sdtdatahash" xmlns:w16sdtfl="http://schemas.microsoft.com/office/word/2024/wordml/sdtformatlock" xmlns:w16se="http://schemas.microsoft.com/office/word/2015/wordml/symex" xmlns:wpg="http://schemas.microsoft.com/office/word/2010/wordprocessingGroup" xmlns:wpi="http://schemas.microsoft.com/office/word/2010/wordprocessingInk" xmlns:wne="http://schemas.microsoft.com/office/word/2006/wordml" xmlns:wps="http://schemas.microsoft.com/office/word/2010/wordprocessingShape" mc:Ignorable="w14 w15 w16se w16cid w16 w16cex w16sdtdh w16sdtfl w16du wp14">
   <w:body>
     <w:p>
       <w:pPr>
@@ -870,7 +870,17 @@
                 <w:lang w:val="pt-BR"/>
               </w:rPr>
               <w:tab/>
-              <w:t>2025/2026</w:t>
+            </w:r>
+            <w:r>
+              <w:rPr>
+                <w:rFonts w:ascii="Times New Roman" w:hAnsi="Times New Roman" w:cs="Times New Roman"/>
+                <w:b/>
+                <w:bCs/>
+                <w:sz w:val="28"/>
+                <w:szCs w:val="28"/>
+                <w:lang w:val="pt-BR"/>
+              </w:rPr>
+              <w:t>2026/2027</w:t>
             </w:r>
           </w:p>
           <w:p>
@@ -994,7 +1004,7 @@
           </w:tcPr>
           <w:p>
             <w:pPr>
-              <w:pStyle w:val="DaftarParagraf"/>
+              <w:pStyle w:val="ListParagraph"/>
               <w:numPr>
                 <w:ilvl w:val="0"/>
                 <w:numId w:val="15"/>
@@ -1197,7 +1207,7 @@
           </w:tcPr>
           <w:p>
             <w:pPr>
-              <w:pStyle w:val="Judul5"/>
+              <w:pStyle w:val="Heading5"/>
               <w:shd w:val="clear" w:color="auto" w:fill="FFFFFF"/>
               <w:spacing w:line="276" w:lineRule="auto"/>
               <w:ind w:left="73" w:firstLine="0"/>
@@ -1254,7 +1264,7 @@
           </w:tcPr>
           <w:p>
             <w:pPr>
-              <w:pStyle w:val="Judul5"/>
+              <w:pStyle w:val="Heading5"/>
               <w:shd w:val="clear" w:color="auto" w:fill="FFFFFF"/>
               <w:spacing w:line="276" w:lineRule="auto"/>
               <w:ind w:left="73" w:firstLine="0"/>
@@ -1269,7 +1279,7 @@
                 <w:rFonts w:ascii="Times New Roman" w:hAnsi="Times New Roman"/>
                 <w:lang w:val="en-US"/>
               </w:rPr>
-              <w:t>2025/2026</w:t>
+              <w:t>2026/2027</w:t>
             </w:r>
           </w:p>
         </w:tc>
@@ -1311,7 +1321,7 @@
           </w:tcPr>
           <w:p>
             <w:pPr>
-              <w:pStyle w:val="Judul5"/>
+              <w:pStyle w:val="Heading5"/>
               <w:shd w:val="clear" w:color="auto" w:fill="FFFFFF"/>
               <w:spacing w:line="276" w:lineRule="auto"/>
               <w:ind w:left="73" w:firstLine="0"/>
@@ -1368,7 +1378,7 @@
           </w:tcPr>
           <w:p>
             <w:pPr>
-              <w:pStyle w:val="Judul5"/>
+              <w:pStyle w:val="Heading5"/>
               <w:shd w:val="clear" w:color="auto" w:fill="FFFFFF"/>
               <w:spacing w:line="276" w:lineRule="auto"/>
               <w:ind w:left="73" w:firstLine="0"/>
@@ -1434,7 +1444,7 @@
           </w:tcPr>
           <w:p>
             <w:pPr>
-              <w:pStyle w:val="Judul5"/>
+              <w:pStyle w:val="Heading5"/>
               <w:shd w:val="clear" w:color="auto" w:fill="FFFFFF"/>
               <w:spacing w:line="276" w:lineRule="auto"/>
               <w:ind w:left="73" w:firstLine="0"/>
@@ -1495,7 +1505,7 @@
           </w:tcPr>
           <w:p>
             <w:pPr>
-              <w:pStyle w:val="Judul5"/>
+              <w:pStyle w:val="Heading5"/>
               <w:shd w:val="clear" w:color="auto" w:fill="FFFFFF"/>
               <w:spacing w:line="276" w:lineRule="auto"/>
               <w:ind w:left="73" w:firstLine="0"/>
@@ -1629,7 +1639,7 @@
           </w:tcPr>
           <w:p>
             <w:pPr>
-              <w:pStyle w:val="Judul5"/>
+              <w:pStyle w:val="Heading5"/>
               <w:shd w:val="clear" w:color="auto" w:fill="FFFFFF"/>
               <w:spacing w:line="276" w:lineRule="auto"/>
               <w:ind w:left="73" w:firstLine="0"/>
@@ -1671,7 +1681,7 @@
           </w:tcPr>
           <w:p>
             <w:pPr>
-              <w:pStyle w:val="DaftarParagraf"/>
+              <w:pStyle w:val="ListParagraph"/>
               <w:numPr>
                 <w:ilvl w:val="0"/>
                 <w:numId w:val="15"/>
@@ -1909,7 +1919,7 @@
           </w:tcPr>
           <w:p>
             <w:pPr>
-              <w:pStyle w:val="DaftarParagraf"/>
+              <w:pStyle w:val="ListParagraph"/>
               <w:numPr>
                 <w:ilvl w:val="0"/>
                 <w:numId w:val="15"/>
@@ -2052,7 +2062,7 @@
           </w:tcPr>
           <w:p>
             <w:pPr>
-              <w:pStyle w:val="DaftarParagraf"/>
+              <w:pStyle w:val="ListParagraph"/>
               <w:numPr>
                 <w:ilvl w:val="0"/>
                 <w:numId w:val="15"/>
@@ -2117,7 +2127,7 @@
           </w:tcPr>
           <w:p>
             <w:pPr>
-              <w:pStyle w:val="DaftarParagraf"/>
+              <w:pStyle w:val="ListParagraph"/>
               <w:numPr>
                 <w:ilvl w:val="0"/>
                 <w:numId w:val="14"/>
@@ -2146,7 +2156,7 @@
           </w:p>
           <w:p>
             <w:pPr>
-              <w:pStyle w:val="DaftarParagraf"/>
+              <w:pStyle w:val="ListParagraph"/>
               <w:spacing w:before="60" w:after="60"/>
               <w:ind w:left="437"/>
               <w:jc w:val="both"/>
@@ -2167,7 +2177,7 @@
           </w:p>
           <w:p>
             <w:pPr>
-              <w:pStyle w:val="DaftarParagraf"/>
+              <w:pStyle w:val="ListParagraph"/>
               <w:numPr>
                 <w:ilvl w:val="0"/>
                 <w:numId w:val="14"/>
@@ -2196,7 +2206,7 @@
           </w:p>
           <w:p>
             <w:pPr>
-              <w:pStyle w:val="DaftarParagraf"/>
+              <w:pStyle w:val="ListParagraph"/>
               <w:spacing w:before="60" w:after="60"/>
               <w:ind w:left="437"/>
               <w:jc w:val="both"/>
@@ -2217,7 +2227,7 @@
           </w:p>
           <w:p>
             <w:pPr>
-              <w:pStyle w:val="DaftarParagraf"/>
+              <w:pStyle w:val="ListParagraph"/>
               <w:numPr>
                 <w:ilvl w:val="0"/>
                 <w:numId w:val="14"/>
@@ -2246,7 +2256,7 @@
           </w:p>
           <w:p>
             <w:pPr>
-              <w:pStyle w:val="DaftarParagraf"/>
+              <w:pStyle w:val="ListParagraph"/>
               <w:spacing w:before="60" w:after="60"/>
               <w:ind w:left="437"/>
               <w:jc w:val="both"/>
@@ -2267,7 +2277,7 @@
           </w:p>
           <w:p>
             <w:pPr>
-              <w:pStyle w:val="DaftarParagraf"/>
+              <w:pStyle w:val="ListParagraph"/>
               <w:numPr>
                 <w:ilvl w:val="0"/>
                 <w:numId w:val="14"/>
@@ -2296,7 +2306,7 @@
           </w:p>
           <w:p>
             <w:pPr>
-              <w:pStyle w:val="DaftarParagraf"/>
+              <w:pStyle w:val="ListParagraph"/>
               <w:spacing w:before="60" w:after="60"/>
               <w:ind w:left="437"/>
               <w:jc w:val="both"/>
@@ -2317,7 +2327,7 @@
           </w:p>
           <w:p>
             <w:pPr>
-              <w:pStyle w:val="DaftarParagraf"/>
+              <w:pStyle w:val="ListParagraph"/>
               <w:numPr>
                 <w:ilvl w:val="0"/>
                 <w:numId w:val="14"/>
@@ -2347,7 +2357,7 @@
           </w:p>
           <w:p>
             <w:pPr>
-              <w:pStyle w:val="DaftarParagraf"/>
+              <w:pStyle w:val="ListParagraph"/>
               <w:spacing w:before="60" w:after="60"/>
               <w:ind w:left="437"/>
               <w:jc w:val="both"/>
@@ -2368,7 +2378,7 @@
           </w:p>
           <w:p>
             <w:pPr>
-              <w:pStyle w:val="DaftarParagraf"/>
+              <w:pStyle w:val="ListParagraph"/>
               <w:numPr>
                 <w:ilvl w:val="0"/>
                 <w:numId w:val="14"/>
@@ -2397,7 +2407,7 @@
           </w:p>
           <w:p>
             <w:pPr>
-              <w:pStyle w:val="DaftarParagraf"/>
+              <w:pStyle w:val="ListParagraph"/>
               <w:spacing w:before="60" w:after="60"/>
               <w:ind w:left="437"/>
               <w:jc w:val="both"/>
@@ -2418,7 +2428,7 @@
           </w:p>
           <w:p>
             <w:pPr>
-              <w:pStyle w:val="DaftarParagraf"/>
+              <w:pStyle w:val="ListParagraph"/>
               <w:numPr>
                 <w:ilvl w:val="0"/>
                 <w:numId w:val="14"/>
@@ -2447,7 +2457,7 @@
           </w:p>
           <w:p>
             <w:pPr>
-              <w:pStyle w:val="DaftarParagraf"/>
+              <w:pStyle w:val="ListParagraph"/>
               <w:spacing w:before="60" w:after="60"/>
               <w:ind w:left="437"/>
               <w:jc w:val="both"/>
@@ -2468,7 +2478,7 @@
           </w:p>
           <w:p>
             <w:pPr>
-              <w:pStyle w:val="DaftarParagraf"/>
+              <w:pStyle w:val="ListParagraph"/>
               <w:numPr>
                 <w:ilvl w:val="0"/>
                 <w:numId w:val="14"/>
@@ -2495,7 +2505,7 @@
           </w:p>
           <w:p>
             <w:pPr>
-              <w:pStyle w:val="DaftarParagraf"/>
+              <w:pStyle w:val="ListParagraph"/>
               <w:spacing w:before="60" w:after="60"/>
               <w:ind w:left="437"/>
               <w:jc w:val="both"/>
@@ -2531,7 +2541,7 @@
           </w:tcPr>
           <w:p>
             <w:pPr>
-              <w:pStyle w:val="DaftarParagraf"/>
+              <w:pStyle w:val="ListParagraph"/>
               <w:numPr>
                 <w:ilvl w:val="0"/>
                 <w:numId w:val="15"/>
@@ -3642,7 +3652,7 @@
           </w:tcPr>
           <w:p>
             <w:pPr>
-              <w:pStyle w:val="TeksIsi"/>
+              <w:pStyle w:val="BodyText"/>
               <w:numPr>
                 <w:ilvl w:val="0"/>
                 <w:numId w:val="20"/>
@@ -3804,7 +3814,7 @@
           </w:tcPr>
           <w:p>
             <w:pPr>
-              <w:pStyle w:val="TeksIsi"/>
+              <w:pStyle w:val="BodyText"/>
               <w:numPr>
                 <w:ilvl w:val="0"/>
                 <w:numId w:val="20"/>
@@ -3831,7 +3841,7 @@
           </w:p>
           <w:p>
             <w:pPr>
-              <w:pStyle w:val="TeksIsi"/>
+              <w:pStyle w:val="BodyText"/>
               <w:numPr>
                 <w:ilvl w:val="0"/>
                 <w:numId w:val="20"/>
@@ -3895,7 +3905,7 @@
           </w:tcPr>
           <w:p>
             <w:pPr>
-              <w:pStyle w:val="DaftarParagraf"/>
+              <w:pStyle w:val="ListParagraph"/>
               <w:numPr>
                 <w:ilvl w:val="0"/>
                 <w:numId w:val="15"/>
@@ -3977,7 +3987,7 @@
           </w:tcPr>
           <w:p>
             <w:pPr>
-              <w:pStyle w:val="DaftarParagraf"/>
+              <w:pStyle w:val="ListParagraph"/>
               <w:widowControl w:val="0"/>
               <w:numPr>
                 <w:ilvl w:val="0"/>
@@ -4655,7 +4665,7 @@
           </w:tcPr>
           <w:p>
             <w:pPr>
-              <w:pStyle w:val="DaftarParagraf"/>
+              <w:pStyle w:val="ListParagraph"/>
               <w:numPr>
                 <w:ilvl w:val="0"/>
                 <w:numId w:val="15"/>
@@ -4843,7 +4853,7 @@
           </w:tcPr>
           <w:p>
             <w:pPr>
-              <w:pStyle w:val="DaftarParagraf"/>
+              <w:pStyle w:val="ListParagraph"/>
               <w:numPr>
                 <w:ilvl w:val="0"/>
                 <w:numId w:val="15"/>
@@ -5088,7 +5098,7 @@
           </w:tcPr>
           <w:p>
             <w:pPr>
-              <w:pStyle w:val="DaftarParagraf"/>
+              <w:pStyle w:val="ListParagraph"/>
               <w:numPr>
                 <w:ilvl w:val="0"/>
                 <w:numId w:val="19"/>
@@ -5191,7 +5201,7 @@
           </w:tcPr>
           <w:p>
             <w:pPr>
-              <w:pStyle w:val="DaftarParagraf"/>
+              <w:pStyle w:val="ListParagraph"/>
               <w:numPr>
                 <w:ilvl w:val="0"/>
                 <w:numId w:val="19"/>
@@ -5563,7 +5573,7 @@
           </w:tcPr>
           <w:p>
             <w:pPr>
-              <w:pStyle w:val="DaftarParagraf"/>
+              <w:pStyle w:val="ListParagraph"/>
               <w:spacing w:after="0"/>
               <w:ind w:left="0"/>
               <w:rPr>
@@ -6748,7 +6758,7 @@
           </w:tcPr>
           <w:p>
             <w:pPr>
-              <w:pStyle w:val="DaftarParagraf"/>
+              <w:pStyle w:val="ListParagraph"/>
               <w:spacing w:after="0"/>
               <w:ind w:left="0"/>
               <w:rPr>
@@ -7907,7 +7917,7 @@
           </w:tcPr>
           <w:p>
             <w:pPr>
-              <w:pStyle w:val="DaftarParagraf"/>
+              <w:pStyle w:val="ListParagraph"/>
               <w:spacing w:after="0"/>
               <w:ind w:left="0"/>
               <w:rPr>
@@ -9043,7 +9053,7 @@
           </w:tcPr>
           <w:p>
             <w:pPr>
-              <w:pStyle w:val="DaftarParagraf"/>
+              <w:pStyle w:val="ListParagraph"/>
               <w:numPr>
                 <w:ilvl w:val="0"/>
                 <w:numId w:val="2"/>
@@ -9074,7 +9084,7 @@
           </w:p>
           <w:p>
             <w:pPr>
-              <w:pStyle w:val="DaftarParagraf"/>
+              <w:pStyle w:val="ListParagraph"/>
               <w:spacing w:before="60" w:after="60" w:line="240" w:lineRule="auto"/>
               <w:ind w:left="360" w:right="281"/>
               <w:contextualSpacing w:val="0"/>
@@ -9141,7 +9151,7 @@
           </w:p>
           <w:tbl>
             <w:tblPr>
-              <w:tblStyle w:val="KisiTabel"/>
+              <w:tblStyle w:val="TableGrid"/>
               <w:tblW w:w="0" w:type="auto"/>
               <w:tblInd w:w="495" w:type="dxa"/>
               <w:tblLayout w:type="fixed"/>
@@ -9165,7 +9175,7 @@
                 </w:tcPr>
                 <w:p>
                   <w:pPr>
-                    <w:pStyle w:val="DaftarParagraf"/>
+                    <w:pStyle w:val="ListParagraph"/>
                     <w:tabs>
                       <w:tab w:val="left" w:pos="276"/>
                     </w:tabs>
@@ -9199,7 +9209,7 @@
                 </w:tcPr>
                 <w:p>
                   <w:pPr>
-                    <w:pStyle w:val="DaftarParagraf"/>
+                    <w:pStyle w:val="ListParagraph"/>
                     <w:tabs>
                       <w:tab w:val="left" w:pos="276"/>
                     </w:tabs>
@@ -9233,7 +9243,7 @@
                 </w:tcPr>
                 <w:p>
                   <w:pPr>
-                    <w:pStyle w:val="DaftarParagraf"/>
+                    <w:pStyle w:val="ListParagraph"/>
                     <w:tabs>
                       <w:tab w:val="left" w:pos="276"/>
                     </w:tabs>
@@ -9267,7 +9277,7 @@
                 </w:tcPr>
                 <w:p>
                   <w:pPr>
-                    <w:pStyle w:val="DaftarParagraf"/>
+                    <w:pStyle w:val="ListParagraph"/>
                     <w:tabs>
                       <w:tab w:val="left" w:pos="276"/>
                     </w:tabs>
@@ -9301,7 +9311,7 @@
                 </w:tcPr>
                 <w:p>
                   <w:pPr>
-                    <w:pStyle w:val="DaftarParagraf"/>
+                    <w:pStyle w:val="ListParagraph"/>
                     <w:tabs>
                       <w:tab w:val="left" w:pos="276"/>
                     </w:tabs>
@@ -9341,7 +9351,7 @@
                 </w:tcPr>
                 <w:p>
                   <w:pPr>
-                    <w:pStyle w:val="DaftarParagraf"/>
+                    <w:pStyle w:val="ListParagraph"/>
                     <w:tabs>
                       <w:tab w:val="left" w:pos="276"/>
                     </w:tabs>
@@ -9365,7 +9375,7 @@
                 </w:tcPr>
                 <w:p>
                   <w:pPr>
-                    <w:pStyle w:val="DaftarParagraf"/>
+                    <w:pStyle w:val="ListParagraph"/>
                     <w:tabs>
                       <w:tab w:val="left" w:pos="276"/>
                     </w:tabs>
@@ -9399,7 +9409,7 @@
                 </w:tcPr>
                 <w:p>
                   <w:pPr>
-                    <w:pStyle w:val="DaftarParagraf"/>
+                    <w:pStyle w:val="ListParagraph"/>
                     <w:tabs>
                       <w:tab w:val="left" w:pos="276"/>
                     </w:tabs>
@@ -9433,7 +9443,7 @@
                 </w:tcPr>
                 <w:p>
                   <w:pPr>
-                    <w:pStyle w:val="DaftarParagraf"/>
+                    <w:pStyle w:val="ListParagraph"/>
                     <w:tabs>
                       <w:tab w:val="left" w:pos="276"/>
                     </w:tabs>
@@ -9467,7 +9477,7 @@
                 </w:tcPr>
                 <w:p>
                   <w:pPr>
-                    <w:pStyle w:val="DaftarParagraf"/>
+                    <w:pStyle w:val="ListParagraph"/>
                     <w:tabs>
                       <w:tab w:val="left" w:pos="276"/>
                     </w:tabs>
@@ -9507,7 +9517,7 @@
                 </w:tcPr>
                 <w:p>
                   <w:pPr>
-                    <w:pStyle w:val="DaftarParagraf"/>
+                    <w:pStyle w:val="ListParagraph"/>
                     <w:tabs>
                       <w:tab w:val="left" w:pos="276"/>
                     </w:tabs>
@@ -9546,7 +9556,7 @@
                 </w:tcPr>
                 <w:p>
                   <w:pPr>
-                    <w:pStyle w:val="DaftarParagraf"/>
+                    <w:pStyle w:val="ListParagraph"/>
                     <w:tabs>
                       <w:tab w:val="left" w:pos="276"/>
                     </w:tabs>
@@ -9638,7 +9648,7 @@
                 </w:tcPr>
                 <w:p>
                   <w:pPr>
-                    <w:pStyle w:val="DaftarParagraf"/>
+                    <w:pStyle w:val="ListParagraph"/>
                     <w:tabs>
                       <w:tab w:val="left" w:pos="276"/>
                     </w:tabs>
@@ -9712,7 +9722,7 @@
                 </w:tcPr>
                 <w:p>
                   <w:pPr>
-                    <w:pStyle w:val="DaftarParagraf"/>
+                    <w:pStyle w:val="ListParagraph"/>
                     <w:tabs>
                       <w:tab w:val="left" w:pos="276"/>
                     </w:tabs>
@@ -9804,7 +9814,7 @@
                 </w:tcPr>
                 <w:p>
                   <w:pPr>
-                    <w:pStyle w:val="DaftarParagraf"/>
+                    <w:pStyle w:val="ListParagraph"/>
                     <w:tabs>
                       <w:tab w:val="left" w:pos="276"/>
                     </w:tabs>
@@ -9875,7 +9885,7 @@
                 </w:tcPr>
                 <w:p>
                   <w:pPr>
-                    <w:pStyle w:val="DaftarParagraf"/>
+                    <w:pStyle w:val="ListParagraph"/>
                     <w:tabs>
                       <w:tab w:val="left" w:pos="276"/>
                     </w:tabs>
@@ -9905,7 +9915,7 @@
                 </w:tcPr>
                 <w:p>
                   <w:pPr>
-                    <w:pStyle w:val="DaftarParagraf"/>
+                    <w:pStyle w:val="ListParagraph"/>
                     <w:tabs>
                       <w:tab w:val="left" w:pos="276"/>
                     </w:tabs>
@@ -10006,7 +10016,7 @@
                 </w:tcPr>
                 <w:p>
                   <w:pPr>
-                    <w:pStyle w:val="DaftarParagraf"/>
+                    <w:pStyle w:val="ListParagraph"/>
                     <w:tabs>
                       <w:tab w:val="left" w:pos="276"/>
                     </w:tabs>
@@ -10089,7 +10099,7 @@
                 </w:tcPr>
                 <w:p>
                   <w:pPr>
-                    <w:pStyle w:val="DaftarParagraf"/>
+                    <w:pStyle w:val="ListParagraph"/>
                     <w:tabs>
                       <w:tab w:val="left" w:pos="276"/>
                     </w:tabs>
@@ -10146,7 +10156,7 @@
                 </w:tcPr>
                 <w:p>
                   <w:pPr>
-                    <w:pStyle w:val="DaftarParagraf"/>
+                    <w:pStyle w:val="ListParagraph"/>
                     <w:tabs>
                       <w:tab w:val="left" w:pos="276"/>
                     </w:tabs>
@@ -10262,7 +10272,7 @@
                 </w:tcPr>
                 <w:p>
                   <w:pPr>
-                    <w:pStyle w:val="DaftarParagraf"/>
+                    <w:pStyle w:val="ListParagraph"/>
                     <w:tabs>
                       <w:tab w:val="left" w:pos="276"/>
                     </w:tabs>
@@ -10293,7 +10303,7 @@
                 </w:tcPr>
                 <w:p>
                   <w:pPr>
-                    <w:pStyle w:val="DaftarParagraf"/>
+                    <w:pStyle w:val="ListParagraph"/>
                     <w:tabs>
                       <w:tab w:val="left" w:pos="276"/>
                     </w:tabs>
@@ -10412,7 +10422,7 @@
                 </w:tcPr>
                 <w:p>
                   <w:pPr>
-                    <w:pStyle w:val="DaftarParagraf"/>
+                    <w:pStyle w:val="ListParagraph"/>
                     <w:tabs>
                       <w:tab w:val="left" w:pos="276"/>
                     </w:tabs>
@@ -10513,7 +10523,7 @@
                 </w:tcPr>
                 <w:p>
                   <w:pPr>
-                    <w:pStyle w:val="DaftarParagraf"/>
+                    <w:pStyle w:val="ListParagraph"/>
                     <w:tabs>
                       <w:tab w:val="left" w:pos="276"/>
                     </w:tabs>
@@ -10614,7 +10624,7 @@
                 </w:tcPr>
                 <w:p>
                   <w:pPr>
-                    <w:pStyle w:val="DaftarParagraf"/>
+                    <w:pStyle w:val="ListParagraph"/>
                     <w:tabs>
                       <w:tab w:val="left" w:pos="276"/>
                     </w:tabs>
@@ -10716,7 +10726,7 @@
           </w:p>
           <w:p>
             <w:pPr>
-              <w:pStyle w:val="DaftarParagraf"/>
+              <w:pStyle w:val="ListParagraph"/>
               <w:numPr>
                 <w:ilvl w:val="0"/>
                 <w:numId w:val="2"/>
@@ -10748,7 +10758,7 @@
           </w:p>
           <w:p>
             <w:pPr>
-              <w:pStyle w:val="DaftarParagraf"/>
+              <w:pStyle w:val="ListParagraph"/>
               <w:spacing w:before="60" w:after="60" w:line="240" w:lineRule="auto"/>
               <w:ind w:left="360" w:right="281"/>
               <w:contextualSpacing w:val="0"/>
@@ -10821,7 +10831,7 @@
           </w:p>
           <w:p>
             <w:pPr>
-              <w:pStyle w:val="DaftarParagraf"/>
+              <w:pStyle w:val="ListParagraph"/>
               <w:numPr>
                 <w:ilvl w:val="0"/>
                 <w:numId w:val="4"/>
@@ -10877,7 +10887,7 @@
           </w:p>
           <w:p>
             <w:pPr>
-              <w:pStyle w:val="DaftarParagraf"/>
+              <w:pStyle w:val="ListParagraph"/>
               <w:numPr>
                 <w:ilvl w:val="0"/>
                 <w:numId w:val="7"/>
@@ -10903,7 +10913,7 @@
           </w:p>
           <w:p>
             <w:pPr>
-              <w:pStyle w:val="DaftarParagraf"/>
+              <w:pStyle w:val="ListParagraph"/>
               <w:numPr>
                 <w:ilvl w:val="0"/>
                 <w:numId w:val="7"/>
@@ -10957,7 +10967,7 @@
           </w:p>
           <w:p>
             <w:pPr>
-              <w:pStyle w:val="DaftarParagraf"/>
+              <w:pStyle w:val="ListParagraph"/>
               <w:numPr>
                 <w:ilvl w:val="0"/>
                 <w:numId w:val="5"/>
@@ -10987,7 +10997,7 @@
           </w:p>
           <w:tbl>
             <w:tblPr>
-              <w:tblStyle w:val="KisiTabel"/>
+              <w:tblStyle w:val="TableGrid"/>
               <w:tblW w:w="0" w:type="auto"/>
               <w:tblInd w:w="410" w:type="dxa"/>
               <w:tblLayout w:type="fixed"/>
@@ -11008,7 +11018,7 @@
                 </w:tcPr>
                 <w:p>
                   <w:pPr>
-                    <w:pStyle w:val="DaftarParagraf"/>
+                    <w:pStyle w:val="ListParagraph"/>
                     <w:tabs>
                       <w:tab w:val="left" w:pos="276"/>
                     </w:tabs>
@@ -11042,7 +11052,7 @@
                 </w:tcPr>
                 <w:p>
                   <w:pPr>
-                    <w:pStyle w:val="DaftarParagraf"/>
+                    <w:pStyle w:val="ListParagraph"/>
                     <w:tabs>
                       <w:tab w:val="left" w:pos="276"/>
                     </w:tabs>
@@ -11076,7 +11086,7 @@
                 </w:tcPr>
                 <w:p>
                   <w:pPr>
-                    <w:pStyle w:val="DaftarParagraf"/>
+                    <w:pStyle w:val="ListParagraph"/>
                     <w:tabs>
                       <w:tab w:val="left" w:pos="276"/>
                     </w:tabs>
@@ -11110,7 +11120,7 @@
                 </w:tcPr>
                 <w:p>
                   <w:pPr>
-                    <w:pStyle w:val="DaftarParagraf"/>
+                    <w:pStyle w:val="ListParagraph"/>
                     <w:tabs>
                       <w:tab w:val="left" w:pos="276"/>
                     </w:tabs>
@@ -11144,7 +11154,7 @@
                 </w:tcPr>
                 <w:p>
                   <w:pPr>
-                    <w:pStyle w:val="DaftarParagraf"/>
+                    <w:pStyle w:val="ListParagraph"/>
                     <w:tabs>
                       <w:tab w:val="left" w:pos="276"/>
                     </w:tabs>
@@ -11493,7 +11503,7 @@
           </w:tbl>
           <w:p>
             <w:pPr>
-              <w:pStyle w:val="DaftarParagraf"/>
+              <w:pStyle w:val="ListParagraph"/>
               <w:spacing w:before="60" w:after="60" w:line="240" w:lineRule="auto"/>
               <w:ind w:left="360"/>
               <w:contextualSpacing w:val="0"/>
@@ -11509,7 +11519,7 @@
           </w:p>
           <w:p>
             <w:pPr>
-              <w:pStyle w:val="DaftarParagraf"/>
+              <w:pStyle w:val="ListParagraph"/>
               <w:spacing w:before="60" w:after="60" w:line="240" w:lineRule="auto"/>
               <w:ind w:left="360"/>
               <w:contextualSpacing w:val="0"/>
@@ -11525,7 +11535,7 @@
           </w:p>
           <w:p>
             <w:pPr>
-              <w:pStyle w:val="DaftarParagraf"/>
+              <w:pStyle w:val="ListParagraph"/>
               <w:spacing w:before="60" w:after="60" w:line="240" w:lineRule="auto"/>
               <w:ind w:left="360"/>
               <w:contextualSpacing w:val="0"/>
@@ -11541,7 +11551,7 @@
           </w:p>
           <w:p>
             <w:pPr>
-              <w:pStyle w:val="DaftarParagraf"/>
+              <w:pStyle w:val="ListParagraph"/>
               <w:spacing w:before="60" w:after="60" w:line="240" w:lineRule="auto"/>
               <w:ind w:left="360"/>
               <w:contextualSpacing w:val="0"/>
@@ -11557,7 +11567,7 @@
           </w:p>
           <w:p>
             <w:pPr>
-              <w:pStyle w:val="DaftarParagraf"/>
+              <w:pStyle w:val="ListParagraph"/>
               <w:spacing w:before="60" w:after="60" w:line="240" w:lineRule="auto"/>
               <w:ind w:left="360"/>
               <w:contextualSpacing w:val="0"/>
@@ -11573,7 +11583,7 @@
           </w:p>
           <w:p>
             <w:pPr>
-              <w:pStyle w:val="DaftarParagraf"/>
+              <w:pStyle w:val="ListParagraph"/>
               <w:spacing w:before="60" w:after="60" w:line="240" w:lineRule="auto"/>
               <w:ind w:left="360"/>
               <w:contextualSpacing w:val="0"/>
@@ -11589,7 +11599,7 @@
           </w:p>
           <w:p>
             <w:pPr>
-              <w:pStyle w:val="DaftarParagraf"/>
+              <w:pStyle w:val="ListParagraph"/>
               <w:spacing w:before="60" w:after="60" w:line="240" w:lineRule="auto"/>
               <w:ind w:left="360"/>
               <w:contextualSpacing w:val="0"/>
@@ -11605,7 +11615,7 @@
           </w:p>
           <w:p>
             <w:pPr>
-              <w:pStyle w:val="DaftarParagraf"/>
+              <w:pStyle w:val="ListParagraph"/>
               <w:spacing w:before="60" w:after="60" w:line="240" w:lineRule="auto"/>
               <w:ind w:left="360"/>
               <w:contextualSpacing w:val="0"/>
@@ -11621,7 +11631,7 @@
           </w:p>
           <w:p>
             <w:pPr>
-              <w:pStyle w:val="DaftarParagraf"/>
+              <w:pStyle w:val="ListParagraph"/>
               <w:spacing w:before="60" w:after="60" w:line="240" w:lineRule="auto"/>
               <w:ind w:left="360"/>
               <w:contextualSpacing w:val="0"/>
@@ -11637,7 +11647,7 @@
           </w:p>
           <w:p>
             <w:pPr>
-              <w:pStyle w:val="DaftarParagraf"/>
+              <w:pStyle w:val="ListParagraph"/>
               <w:spacing w:before="60" w:after="60" w:line="240" w:lineRule="auto"/>
               <w:ind w:left="360"/>
               <w:contextualSpacing w:val="0"/>
@@ -11653,7 +11663,7 @@
           </w:p>
           <w:p>
             <w:pPr>
-              <w:pStyle w:val="DaftarParagraf"/>
+              <w:pStyle w:val="ListParagraph"/>
               <w:spacing w:before="60" w:after="60" w:line="240" w:lineRule="auto"/>
               <w:ind w:left="360"/>
               <w:contextualSpacing w:val="0"/>
@@ -11669,7 +11679,7 @@
           </w:p>
           <w:p>
             <w:pPr>
-              <w:pStyle w:val="DaftarParagraf"/>
+              <w:pStyle w:val="ListParagraph"/>
               <w:numPr>
                 <w:ilvl w:val="0"/>
                 <w:numId w:val="2"/>
@@ -11699,7 +11709,7 @@
           </w:p>
           <w:p>
             <w:pPr>
-              <w:pStyle w:val="DaftarParagraf"/>
+              <w:pStyle w:val="ListParagraph"/>
               <w:spacing w:before="60" w:after="60" w:line="240" w:lineRule="auto"/>
               <w:ind w:left="362" w:right="821"/>
               <w:contextualSpacing w:val="0"/>
@@ -11756,7 +11766,7 @@
           </w:p>
           <w:tbl>
             <w:tblPr>
-              <w:tblStyle w:val="KisiTabel"/>
+              <w:tblStyle w:val="TableGrid"/>
               <w:tblW w:w="0" w:type="auto"/>
               <w:tblInd w:w="410" w:type="dxa"/>
               <w:tblLayout w:type="fixed"/>
@@ -11777,7 +11787,7 @@
                 </w:tcPr>
                 <w:p>
                   <w:pPr>
-                    <w:pStyle w:val="DaftarParagraf"/>
+                    <w:pStyle w:val="ListParagraph"/>
                     <w:tabs>
                       <w:tab w:val="left" w:pos="276"/>
                     </w:tabs>
@@ -11811,7 +11821,7 @@
                 </w:tcPr>
                 <w:p>
                   <w:pPr>
-                    <w:pStyle w:val="DaftarParagraf"/>
+                    <w:pStyle w:val="ListParagraph"/>
                     <w:tabs>
                       <w:tab w:val="left" w:pos="276"/>
                     </w:tabs>
@@ -11845,7 +11855,7 @@
                 </w:tcPr>
                 <w:p>
                   <w:pPr>
-                    <w:pStyle w:val="DaftarParagraf"/>
+                    <w:pStyle w:val="ListParagraph"/>
                     <w:tabs>
                       <w:tab w:val="left" w:pos="276"/>
                     </w:tabs>
@@ -11879,7 +11889,7 @@
                 </w:tcPr>
                 <w:p>
                   <w:pPr>
-                    <w:pStyle w:val="DaftarParagraf"/>
+                    <w:pStyle w:val="ListParagraph"/>
                     <w:tabs>
                       <w:tab w:val="left" w:pos="276"/>
                     </w:tabs>
@@ -11913,7 +11923,7 @@
                 </w:tcPr>
                 <w:p>
                   <w:pPr>
-                    <w:pStyle w:val="DaftarParagraf"/>
+                    <w:pStyle w:val="ListParagraph"/>
                     <w:tabs>
                       <w:tab w:val="left" w:pos="276"/>
                     </w:tabs>
@@ -12521,7 +12531,7 @@
     </w:p>
     <w:p>
       <w:pPr>
-        <w:pStyle w:val="DaftarParagraf"/>
+        <w:pStyle w:val="ListParagraph"/>
         <w:numPr>
           <w:ilvl w:val="0"/>
           <w:numId w:val="8"/>
@@ -12549,7 +12559,7 @@
     </w:p>
     <w:p>
       <w:pPr>
-        <w:pStyle w:val="DaftarParagraf"/>
+        <w:pStyle w:val="ListParagraph"/>
         <w:numPr>
           <w:ilvl w:val="0"/>
           <w:numId w:val="1"/>
@@ -12623,7 +12633,7 @@
     </w:p>
     <w:p>
       <w:pPr>
-        <w:pStyle w:val="DaftarParagraf"/>
+        <w:pStyle w:val="ListParagraph"/>
         <w:numPr>
           <w:ilvl w:val="0"/>
           <w:numId w:val="1"/>
@@ -12673,7 +12683,7 @@
     </w:p>
     <w:p>
       <w:pPr>
-        <w:pStyle w:val="DaftarParagraf"/>
+        <w:pStyle w:val="ListParagraph"/>
         <w:spacing w:before="60" w:after="60" w:line="360" w:lineRule="auto"/>
         <w:ind w:left="450"/>
         <w:rPr>
@@ -12685,7 +12695,7 @@
     </w:p>
     <w:p>
       <w:pPr>
-        <w:pStyle w:val="DaftarParagraf"/>
+        <w:pStyle w:val="ListParagraph"/>
         <w:numPr>
           <w:ilvl w:val="0"/>
           <w:numId w:val="8"/>
@@ -12715,7 +12725,7 @@
     </w:p>
     <w:p>
       <w:pPr>
-        <w:pStyle w:val="DaftarParagraf"/>
+        <w:pStyle w:val="ListParagraph"/>
         <w:numPr>
           <w:ilvl w:val="0"/>
           <w:numId w:val="1"/>
@@ -12757,7 +12767,7 @@
     </w:p>
     <w:p>
       <w:pPr>
-        <w:pStyle w:val="DaftarParagraf"/>
+        <w:pStyle w:val="ListParagraph"/>
         <w:numPr>
           <w:ilvl w:val="0"/>
           <w:numId w:val="1"/>
@@ -12783,7 +12793,7 @@
     </w:p>
     <w:p>
       <w:pPr>
-        <w:pStyle w:val="DaftarParagraf"/>
+        <w:pStyle w:val="ListParagraph"/>
         <w:numPr>
           <w:ilvl w:val="0"/>
           <w:numId w:val="1"/>
@@ -23334,7 +23344,7 @@
 </file>
 
 <file path=word/endnotes.xml><?xml version="1.0" encoding="utf-8"?>
-<w:endnotes xmlns:wpc="http://schemas.microsoft.com/office/word/2010/wordprocessingCanvas" xmlns:cx="http://schemas.microsoft.com/office/drawing/2014/chartex" xmlns:cx1="http://schemas.microsoft.com/office/drawing/2015/9/8/chartex" xmlns:cx2="http://schemas.microsoft.com/office/drawing/2015/10/21/chartex" xmlns:cx3="http://schemas.microsoft.com/office/drawing/2016/5/9/chartex" xmlns:cx4="http://schemas.microsoft.com/office/drawing/2016/5/10/chartex" xmlns:cx5="http://schemas.microsoft.com/office/drawing/2016/5/11/chartex" xmlns:cx6="http://schemas.microsoft.com/office/drawing/2016/5/12/chartex" xmlns:cx7="http://schemas.microsoft.com/office/drawing/2016/5/13/chartex" xmlns:cx8="http://schemas.microsoft.com/office/drawing/2016/5/14/chartex" xmlns:mc="http://schemas.openxmlformats.org/markup-compatibility/2006" xmlns:aink="http://schemas.microsoft.com/office/drawing/2016/ink" xmlns:am3d="http://schemas.microsoft.com/office/drawing/2017/model3d" xmlns:o="urn:schemas-microsoft-com:office:office" xmlns:oel="http://schemas.microsoft.com/office/2019/extlst" xmlns:r="http://schemas.openxmlformats.org/officeDocument/2006/relationships" xmlns:m="http://schemas.openxmlformats.org/officeDocument/2006/math" xmlns:v="urn:schemas-microsoft-com:vml" xmlns:wp14="http://schemas.microsoft.com/office/word/2010/wordprocessingDrawing" xmlns:wp="http://schemas.openxmlformats.org/drawingml/2006/wordprocessingDrawing" xmlns:w10="urn:schemas-microsoft-com:office:word" xmlns:w="http://schemas.openxmlformats.org/wordprocessingml/2006/main" xmlns:w14="http://schemas.microsoft.com/office/word/2010/wordml" xmlns:w15="http://schemas.microsoft.com/office/word/2012/wordml" xmlns:w16cex="http://schemas.microsoft.com/office/word/2018/wordml/cex" xmlns:w16cid="http://schemas.microsoft.com/office/word/2016/wordml/cid" xmlns:w16="http://schemas.microsoft.com/office/word/2018/wordml" xmlns:w16sdtdh="http://schemas.microsoft.com/office/word/2020/wordml/sdtdatahash" xmlns:w16se="http://schemas.microsoft.com/office/word/2015/wordml/symex" xmlns:wpg="http://schemas.microsoft.com/office/word/2010/wordprocessingGroup" xmlns:wpi="http://schemas.microsoft.com/office/word/2010/wordprocessingInk" xmlns:wne="http://schemas.microsoft.com/office/word/2006/wordml" xmlns:wps="http://schemas.microsoft.com/office/word/2010/wordprocessingShape" mc:Ignorable="w14 w15 w16se w16cid w16 w16cex w16sdtdh wp14">
+<w:endnotes xmlns:wpc="http://schemas.microsoft.com/office/word/2010/wordprocessingCanvas" xmlns:cx="http://schemas.microsoft.com/office/drawing/2014/chartex" xmlns:cx1="http://schemas.microsoft.com/office/drawing/2015/9/8/chartex" xmlns:cx2="http://schemas.microsoft.com/office/drawing/2015/10/21/chartex" xmlns:cx3="http://schemas.microsoft.com/office/drawing/2016/5/9/chartex" xmlns:cx4="http://schemas.microsoft.com/office/drawing/2016/5/10/chartex" xmlns:cx5="http://schemas.microsoft.com/office/drawing/2016/5/11/chartex" xmlns:cx6="http://schemas.microsoft.com/office/drawing/2016/5/12/chartex" xmlns:cx7="http://schemas.microsoft.com/office/drawing/2016/5/13/chartex" xmlns:cx8="http://schemas.microsoft.com/office/drawing/2016/5/14/chartex" xmlns:mc="http://schemas.openxmlformats.org/markup-compatibility/2006" xmlns:aink="http://schemas.microsoft.com/office/drawing/2016/ink" xmlns:am3d="http://schemas.microsoft.com/office/drawing/2017/model3d" xmlns:o="urn:schemas-microsoft-com:office:office" xmlns:oel="http://schemas.microsoft.com/office/2019/extlst" xmlns:r="http://schemas.openxmlformats.org/officeDocument/2006/relationships" xmlns:m="http://schemas.openxmlformats.org/officeDocument/2006/math" xmlns:v="urn:schemas-microsoft-com:vml" xmlns:wp14="http://schemas.microsoft.com/office/word/2010/wordprocessingDrawing" xmlns:wp="http://schemas.openxmlformats.org/drawingml/2006/wordprocessingDrawing" xmlns:w10="urn:schemas-microsoft-com:office:word" xmlns:w="http://schemas.openxmlformats.org/wordprocessingml/2006/main" xmlns:w14="http://schemas.microsoft.com/office/word/2010/wordml" xmlns:w15="http://schemas.microsoft.com/office/word/2012/wordml" xmlns:w16cex="http://schemas.microsoft.com/office/word/2018/wordml/cex" xmlns:w16cid="http://schemas.microsoft.com/office/word/2016/wordml/cid" xmlns:w16="http://schemas.microsoft.com/office/word/2018/wordml" xmlns:w16du="http://schemas.microsoft.com/office/word/2023/wordml/word16du" xmlns:w16sdtdh="http://schemas.microsoft.com/office/word/2020/wordml/sdtdatahash" xmlns:w16sdtfl="http://schemas.microsoft.com/office/word/2024/wordml/sdtformatlock" xmlns:w16se="http://schemas.microsoft.com/office/word/2015/wordml/symex" xmlns:wpg="http://schemas.microsoft.com/office/word/2010/wordprocessingGroup" xmlns:wpi="http://schemas.microsoft.com/office/word/2010/wordprocessingInk" xmlns:wne="http://schemas.microsoft.com/office/word/2006/wordml" xmlns:wps="http://schemas.microsoft.com/office/word/2010/wordprocessingShape" mc:Ignorable="w14 w15 w16se w16cid w16 w16cex w16sdtdh w16sdtfl w16du wp14">
   <w:endnote w:type="separator" w:id="-1">
     <w:p>
       <w:pPr>
@@ -23359,7 +23369,7 @@
 </file>
 
 <file path=word/footer1.xml><?xml version="1.0" encoding="utf-8"?>
-<w:ftr xmlns:wpc="http://schemas.microsoft.com/office/word/2010/wordprocessingCanvas" xmlns:cx="http://schemas.microsoft.com/office/drawing/2014/chartex" xmlns:cx1="http://schemas.microsoft.com/office/drawing/2015/9/8/chartex" xmlns:cx2="http://schemas.microsoft.com/office/drawing/2015/10/21/chartex" xmlns:cx3="http://schemas.microsoft.com/office/drawing/2016/5/9/chartex" xmlns:cx4="http://schemas.microsoft.com/office/drawing/2016/5/10/chartex" xmlns:cx5="http://schemas.microsoft.com/office/drawing/2016/5/11/chartex" xmlns:cx6="http://schemas.microsoft.com/office/drawing/2016/5/12/chartex" xmlns:cx7="http://schemas.microsoft.com/office/drawing/2016/5/13/chartex" xmlns:cx8="http://schemas.microsoft.com/office/drawing/2016/5/14/chartex" xmlns:mc="http://schemas.openxmlformats.org/markup-compatibility/2006" xmlns:aink="http://schemas.microsoft.com/office/drawing/2016/ink" xmlns:am3d="http://schemas.microsoft.com/office/drawing/2017/model3d" xmlns:o="urn:schemas-microsoft-com:office:office" xmlns:oel="http://schemas.microsoft.com/office/2019/extlst" xmlns:r="http://schemas.openxmlformats.org/officeDocument/2006/relationships" xmlns:m="http://schemas.openxmlformats.org/officeDocument/2006/math" xmlns:v="urn:schemas-microsoft-com:vml" xmlns:wp14="http://schemas.microsoft.com/office/word/2010/wordprocessingDrawing" xmlns:wp="http://schemas.openxmlformats.org/drawingml/2006/wordprocessingDrawing" xmlns:w10="urn:schemas-microsoft-com:office:word" xmlns:w="http://schemas.openxmlformats.org/wordprocessingml/2006/main" xmlns:w14="http://schemas.microsoft.com/office/word/2010/wordml" xmlns:w15="http://schemas.microsoft.com/office/word/2012/wordml" xmlns:w16cex="http://schemas.microsoft.com/office/word/2018/wordml/cex" xmlns:w16cid="http://schemas.microsoft.com/office/word/2016/wordml/cid" xmlns:w16="http://schemas.microsoft.com/office/word/2018/wordml" xmlns:w16sdtdh="http://schemas.microsoft.com/office/word/2020/wordml/sdtdatahash" xmlns:w16se="http://schemas.microsoft.com/office/word/2015/wordml/symex" xmlns:wpg="http://schemas.microsoft.com/office/word/2010/wordprocessingGroup" xmlns:wpi="http://schemas.microsoft.com/office/word/2010/wordprocessingInk" xmlns:wne="http://schemas.microsoft.com/office/word/2006/wordml" xmlns:wps="http://schemas.microsoft.com/office/word/2010/wordprocessingShape" mc:Ignorable="w14 w15 w16se w16cid w16 w16cex w16sdtdh wp14">
+<w:ftr xmlns:wpc="http://schemas.microsoft.com/office/word/2010/wordprocessingCanvas" xmlns:cx="http://schemas.microsoft.com/office/drawing/2014/chartex" xmlns:cx1="http://schemas.microsoft.com/office/drawing/2015/9/8/chartex" xmlns:cx2="http://schemas.microsoft.com/office/drawing/2015/10/21/chartex" xmlns:cx3="http://schemas.microsoft.com/office/drawing/2016/5/9/chartex" xmlns:cx4="http://schemas.microsoft.com/office/drawing/2016/5/10/chartex" xmlns:cx5="http://schemas.microsoft.com/office/drawing/2016/5/11/chartex" xmlns:cx6="http://schemas.microsoft.com/office/drawing/2016/5/12/chartex" xmlns:cx7="http://schemas.microsoft.com/office/drawing/2016/5/13/chartex" xmlns:cx8="http://schemas.microsoft.com/office/drawing/2016/5/14/chartex" xmlns:mc="http://schemas.openxmlformats.org/markup-compatibility/2006" xmlns:aink="http://schemas.microsoft.com/office/drawing/2016/ink" xmlns:am3d="http://schemas.microsoft.com/office/drawing/2017/model3d" xmlns:o="urn:schemas-microsoft-com:office:office" xmlns:oel="http://schemas.microsoft.com/office/2019/extlst" xmlns:r="http://schemas.openxmlformats.org/officeDocument/2006/relationships" xmlns:m="http://schemas.openxmlformats.org/officeDocument/2006/math" xmlns:v="urn:schemas-microsoft-com:vml" xmlns:wp14="http://schemas.microsoft.com/office/word/2010/wordprocessingDrawing" xmlns:wp="http://schemas.openxmlformats.org/drawingml/2006/wordprocessingDrawing" xmlns:w10="urn:schemas-microsoft-com:office:word" xmlns:w="http://schemas.openxmlformats.org/wordprocessingml/2006/main" xmlns:w14="http://schemas.microsoft.com/office/word/2010/wordml" xmlns:w15="http://schemas.microsoft.com/office/word/2012/wordml" xmlns:w16cex="http://schemas.microsoft.com/office/word/2018/wordml/cex" xmlns:w16cid="http://schemas.microsoft.com/office/word/2016/wordml/cid" xmlns:w16="http://schemas.microsoft.com/office/word/2018/wordml" xmlns:w16du="http://schemas.microsoft.com/office/word/2023/wordml/word16du" xmlns:w16sdtdh="http://schemas.microsoft.com/office/word/2020/wordml/sdtdatahash" xmlns:w16sdtfl="http://schemas.microsoft.com/office/word/2024/wordml/sdtformatlock" xmlns:w16se="http://schemas.microsoft.com/office/word/2015/wordml/symex" xmlns:wpg="http://schemas.microsoft.com/office/word/2010/wordprocessingGroup" xmlns:wpi="http://schemas.microsoft.com/office/word/2010/wordprocessingInk" xmlns:wne="http://schemas.microsoft.com/office/word/2006/wordml" xmlns:wps="http://schemas.microsoft.com/office/word/2010/wordprocessingShape" mc:Ignorable="w14 w15 w16se w16cid w16 w16cex w16sdtdh w16sdtfl w16du wp14">
   <w:p>
     <w:pPr>
       <w:pStyle w:val="Footer"/>
@@ -23369,7 +23379,7 @@
 </file>
 
 <file path=word/footer2.xml><?xml version="1.0" encoding="utf-8"?>
-<w:ftr xmlns:wpc="http://schemas.microsoft.com/office/word/2010/wordprocessingCanvas" xmlns:cx="http://schemas.microsoft.com/office/drawing/2014/chartex" xmlns:cx1="http://schemas.microsoft.com/office/drawing/2015/9/8/chartex" xmlns:cx2="http://schemas.microsoft.com/office/drawing/2015/10/21/chartex" xmlns:cx3="http://schemas.microsoft.com/office/drawing/2016/5/9/chartex" xmlns:cx4="http://schemas.microsoft.com/office/drawing/2016/5/10/chartex" xmlns:cx5="http://schemas.microsoft.com/office/drawing/2016/5/11/chartex" xmlns:cx6="http://schemas.microsoft.com/office/drawing/2016/5/12/chartex" xmlns:cx7="http://schemas.microsoft.com/office/drawing/2016/5/13/chartex" xmlns:cx8="http://schemas.microsoft.com/office/drawing/2016/5/14/chartex" xmlns:mc="http://schemas.openxmlformats.org/markup-compatibility/2006" xmlns:aink="http://schemas.microsoft.com/office/drawing/2016/ink" xmlns:am3d="http://schemas.microsoft.com/office/drawing/2017/model3d" xmlns:o="urn:schemas-microsoft-com:office:office" xmlns:oel="http://schemas.microsoft.com/office/2019/extlst" xmlns:r="http://schemas.openxmlformats.org/officeDocument/2006/relationships" xmlns:m="http://schemas.openxmlformats.org/officeDocument/2006/math" xmlns:v="urn:schemas-microsoft-com:vml" xmlns:wp14="http://schemas.microsoft.com/office/word/2010/wordprocessingDrawing" xmlns:wp="http://schemas.openxmlformats.org/drawingml/2006/wordprocessingDrawing" xmlns:w10="urn:schemas-microsoft-com:office:word" xmlns:w="http://schemas.openxmlformats.org/wordprocessingml/2006/main" xmlns:w14="http://schemas.microsoft.com/office/word/2010/wordml" xmlns:w15="http://schemas.microsoft.com/office/word/2012/wordml" xmlns:w16cex="http://schemas.microsoft.com/office/word/2018/wordml/cex" xmlns:w16cid="http://schemas.microsoft.com/office/word/2016/wordml/cid" xmlns:w16="http://schemas.microsoft.com/office/word/2018/wordml" xmlns:w16sdtdh="http://schemas.microsoft.com/office/word/2020/wordml/sdtdatahash" xmlns:w16se="http://schemas.microsoft.com/office/word/2015/wordml/symex" xmlns:wpg="http://schemas.microsoft.com/office/word/2010/wordprocessingGroup" xmlns:wpi="http://schemas.microsoft.com/office/word/2010/wordprocessingInk" xmlns:wne="http://schemas.microsoft.com/office/word/2006/wordml" xmlns:wps="http://schemas.microsoft.com/office/word/2010/wordprocessingShape" mc:Ignorable="w14 w15 w16se w16cid w16 w16cex w16sdtdh wp14">
+<w:ftr xmlns:wpc="http://schemas.microsoft.com/office/word/2010/wordprocessingCanvas" xmlns:cx="http://schemas.microsoft.com/office/drawing/2014/chartex" xmlns:cx1="http://schemas.microsoft.com/office/drawing/2015/9/8/chartex" xmlns:cx2="http://schemas.microsoft.com/office/drawing/2015/10/21/chartex" xmlns:cx3="http://schemas.microsoft.com/office/drawing/2016/5/9/chartex" xmlns:cx4="http://schemas.microsoft.com/office/drawing/2016/5/10/chartex" xmlns:cx5="http://schemas.microsoft.com/office/drawing/2016/5/11/chartex" xmlns:cx6="http://schemas.microsoft.com/office/drawing/2016/5/12/chartex" xmlns:cx7="http://schemas.microsoft.com/office/drawing/2016/5/13/chartex" xmlns:cx8="http://schemas.microsoft.com/office/drawing/2016/5/14/chartex" xmlns:mc="http://schemas.openxmlformats.org/markup-compatibility/2006" xmlns:aink="http://schemas.microsoft.com/office/drawing/2016/ink" xmlns:am3d="http://schemas.microsoft.com/office/drawing/2017/model3d" xmlns:o="urn:schemas-microsoft-com:office:office" xmlns:oel="http://schemas.microsoft.com/office/2019/extlst" xmlns:r="http://schemas.openxmlformats.org/officeDocument/2006/relationships" xmlns:m="http://schemas.openxmlformats.org/officeDocument/2006/math" xmlns:v="urn:schemas-microsoft-com:vml" xmlns:wp14="http://schemas.microsoft.com/office/word/2010/wordprocessingDrawing" xmlns:wp="http://schemas.openxmlformats.org/drawingml/2006/wordprocessingDrawing" xmlns:w10="urn:schemas-microsoft-com:office:word" xmlns:w="http://schemas.openxmlformats.org/wordprocessingml/2006/main" xmlns:w14="http://schemas.microsoft.com/office/word/2010/wordml" xmlns:w15="http://schemas.microsoft.com/office/word/2012/wordml" xmlns:w16cex="http://schemas.microsoft.com/office/word/2018/wordml/cex" xmlns:w16cid="http://schemas.microsoft.com/office/word/2016/wordml/cid" xmlns:w16="http://schemas.microsoft.com/office/word/2018/wordml" xmlns:w16du="http://schemas.microsoft.com/office/word/2023/wordml/word16du" xmlns:w16sdtdh="http://schemas.microsoft.com/office/word/2020/wordml/sdtdatahash" xmlns:w16sdtfl="http://schemas.microsoft.com/office/word/2024/wordml/sdtformatlock" xmlns:w16se="http://schemas.microsoft.com/office/word/2015/wordml/symex" xmlns:wpg="http://schemas.microsoft.com/office/word/2010/wordprocessingGroup" xmlns:wpi="http://schemas.microsoft.com/office/word/2010/wordprocessingInk" xmlns:wne="http://schemas.microsoft.com/office/word/2006/wordml" xmlns:wps="http://schemas.microsoft.com/office/word/2010/wordprocessingShape" mc:Ignorable="w14 w15 w16se w16cid w16 w16cex w16sdtdh w16sdtfl w16du wp14">
   <w:p>
     <w:pPr>
       <w:pStyle w:val="Footer"/>
@@ -23379,7 +23389,7 @@
 </file>
 
 <file path=word/footer3.xml><?xml version="1.0" encoding="utf-8"?>
-<w:ftr xmlns:wpc="http://schemas.microsoft.com/office/word/2010/wordprocessingCanvas" xmlns:cx="http://schemas.microsoft.com/office/drawing/2014/chartex" xmlns:cx1="http://schemas.microsoft.com/office/drawing/2015/9/8/chartex" xmlns:cx2="http://schemas.microsoft.com/office/drawing/2015/10/21/chartex" xmlns:cx3="http://schemas.microsoft.com/office/drawing/2016/5/9/chartex" xmlns:cx4="http://schemas.microsoft.com/office/drawing/2016/5/10/chartex" xmlns:cx5="http://schemas.microsoft.com/office/drawing/2016/5/11/chartex" xmlns:cx6="http://schemas.microsoft.com/office/drawing/2016/5/12/chartex" xmlns:cx7="http://schemas.microsoft.com/office/drawing/2016/5/13/chartex" xmlns:cx8="http://schemas.microsoft.com/office/drawing/2016/5/14/chartex" xmlns:mc="http://schemas.openxmlformats.org/markup-compatibility/2006" xmlns:aink="http://schemas.microsoft.com/office/drawing/2016/ink" xmlns:am3d="http://schemas.microsoft.com/office/drawing/2017/model3d" xmlns:o="urn:schemas-microsoft-com:office:office" xmlns:oel="http://schemas.microsoft.com/office/2019/extlst" xmlns:r="http://schemas.openxmlformats.org/officeDocument/2006/relationships" xmlns:m="http://schemas.openxmlformats.org/officeDocument/2006/math" xmlns:v="urn:schemas-microsoft-com:vml" xmlns:wp14="http://schemas.microsoft.com/office/word/2010/wordprocessingDrawing" xmlns:wp="http://schemas.openxmlformats.org/drawingml/2006/wordprocessingDrawing" xmlns:w10="urn:schemas-microsoft-com:office:word" xmlns:w="http://schemas.openxmlformats.org/wordprocessingml/2006/main" xmlns:w14="http://schemas.microsoft.com/office/word/2010/wordml" xmlns:w15="http://schemas.microsoft.com/office/word/2012/wordml" xmlns:w16cex="http://schemas.microsoft.com/office/word/2018/wordml/cex" xmlns:w16cid="http://schemas.microsoft.com/office/word/2016/wordml/cid" xmlns:w16="http://schemas.microsoft.com/office/word/2018/wordml" xmlns:w16sdtdh="http://schemas.microsoft.com/office/word/2020/wordml/sdtdatahash" xmlns:w16se="http://schemas.microsoft.com/office/word/2015/wordml/symex" xmlns:wpg="http://schemas.microsoft.com/office/word/2010/wordprocessingGroup" xmlns:wpi="http://schemas.microsoft.com/office/word/2010/wordprocessingInk" xmlns:wne="http://schemas.microsoft.com/office/word/2006/wordml" xmlns:wps="http://schemas.microsoft.com/office/word/2010/wordprocessingShape" mc:Ignorable="w14 w15 w16se w16cid w16 w16cex w16sdtdh wp14">
+<w:ftr xmlns:wpc="http://schemas.microsoft.com/office/word/2010/wordprocessingCanvas" xmlns:cx="http://schemas.microsoft.com/office/drawing/2014/chartex" xmlns:cx1="http://schemas.microsoft.com/office/drawing/2015/9/8/chartex" xmlns:cx2="http://schemas.microsoft.com/office/drawing/2015/10/21/chartex" xmlns:cx3="http://schemas.microsoft.com/office/drawing/2016/5/9/chartex" xmlns:cx4="http://schemas.microsoft.com/office/drawing/2016/5/10/chartex" xmlns:cx5="http://schemas.microsoft.com/office/drawing/2016/5/11/chartex" xmlns:cx6="http://schemas.microsoft.com/office/drawing/2016/5/12/chartex" xmlns:cx7="http://schemas.microsoft.com/office/drawing/2016/5/13/chartex" xmlns:cx8="http://schemas.microsoft.com/office/drawing/2016/5/14/chartex" xmlns:mc="http://schemas.openxmlformats.org/markup-compatibility/2006" xmlns:aink="http://schemas.microsoft.com/office/drawing/2016/ink" xmlns:am3d="http://schemas.microsoft.com/office/drawing/2017/model3d" xmlns:o="urn:schemas-microsoft-com:office:office" xmlns:oel="http://schemas.microsoft.com/office/2019/extlst" xmlns:r="http://schemas.openxmlformats.org/officeDocument/2006/relationships" xmlns:m="http://schemas.openxmlformats.org/officeDocument/2006/math" xmlns:v="urn:schemas-microsoft-com:vml" xmlns:wp14="http://schemas.microsoft.com/office/word/2010/wordprocessingDrawing" xmlns:wp="http://schemas.openxmlformats.org/drawingml/2006/wordprocessingDrawing" xmlns:w10="urn:schemas-microsoft-com:office:word" xmlns:w="http://schemas.openxmlformats.org/wordprocessingml/2006/main" xmlns:w14="http://schemas.microsoft.com/office/word/2010/wordml" xmlns:w15="http://schemas.microsoft.com/office/word/2012/wordml" xmlns:w16cex="http://schemas.microsoft.com/office/word/2018/wordml/cex" xmlns:w16cid="http://schemas.microsoft.com/office/word/2016/wordml/cid" xmlns:w16="http://schemas.microsoft.com/office/word/2018/wordml" xmlns:w16du="http://schemas.microsoft.com/office/word/2023/wordml/word16du" xmlns:w16sdtdh="http://schemas.microsoft.com/office/word/2020/wordml/sdtdatahash" xmlns:w16sdtfl="http://schemas.microsoft.com/office/word/2024/wordml/sdtformatlock" xmlns:w16se="http://schemas.microsoft.com/office/word/2015/wordml/symex" xmlns:wpg="http://schemas.microsoft.com/office/word/2010/wordprocessingGroup" xmlns:wpi="http://schemas.microsoft.com/office/word/2010/wordprocessingInk" xmlns:wne="http://schemas.microsoft.com/office/word/2006/wordml" xmlns:wps="http://schemas.microsoft.com/office/word/2010/wordprocessingShape" mc:Ignorable="w14 w15 w16se w16cid w16 w16cex w16sdtdh w16sdtfl w16du wp14">
   <w:p>
     <w:pPr>
       <w:pStyle w:val="Footer"/>
@@ -23389,7 +23399,7 @@
 </file>
 
 <file path=word/footnotes.xml><?xml version="1.0" encoding="utf-8"?>
-<w:footnotes xmlns:wpc="http://schemas.microsoft.com/office/word/2010/wordprocessingCanvas" xmlns:cx="http://schemas.microsoft.com/office/drawing/2014/chartex" xmlns:cx1="http://schemas.microsoft.com/office/drawing/2015/9/8/chartex" xmlns:cx2="http://schemas.microsoft.com/office/drawing/2015/10/21/chartex" xmlns:cx3="http://schemas.microsoft.com/office/drawing/2016/5/9/chartex" xmlns:cx4="http://schemas.microsoft.com/office/drawing/2016/5/10/chartex" xmlns:cx5="http://schemas.microsoft.com/office/drawing/2016/5/11/chartex" xmlns:cx6="http://schemas.microsoft.com/office/drawing/2016/5/12/chartex" xmlns:cx7="http://schemas.microsoft.com/office/drawing/2016/5/13/chartex" xmlns:cx8="http://schemas.microsoft.com/office/drawing/2016/5/14/chartex" xmlns:mc="http://schemas.openxmlformats.org/markup-compatibility/2006" xmlns:aink="http://schemas.microsoft.com/office/drawing/2016/ink" xmlns:am3d="http://schemas.microsoft.com/office/drawing/2017/model3d" xmlns:o="urn:schemas-microsoft-com:office:office" xmlns:oel="http://schemas.microsoft.com/office/2019/extlst" xmlns:r="http://schemas.openxmlformats.org/officeDocument/2006/relationships" xmlns:m="http://schemas.openxmlformats.org/officeDocument/2006/math" xmlns:v="urn:schemas-microsoft-com:vml" xmlns:wp14="http://schemas.microsoft.com/office/word/2010/wordprocessingDrawing" xmlns:wp="http://schemas.openxmlformats.org/drawingml/2006/wordprocessingDrawing" xmlns:w10="urn:schemas-microsoft-com:office:word" xmlns:w="http://schemas.openxmlformats.org/wordprocessingml/2006/main" xmlns:w14="http://schemas.microsoft.com/office/word/2010/wordml" xmlns:w15="http://schemas.microsoft.com/office/word/2012/wordml" xmlns:w16cex="http://schemas.microsoft.com/office/word/2018/wordml/cex" xmlns:w16cid="http://schemas.microsoft.com/office/word/2016/wordml/cid" xmlns:w16="http://schemas.microsoft.com/office/word/2018/wordml" xmlns:w16sdtdh="http://schemas.microsoft.com/office/word/2020/wordml/sdtdatahash" xmlns:w16se="http://schemas.microsoft.com/office/word/2015/wordml/symex" xmlns:wpg="http://schemas.microsoft.com/office/word/2010/wordprocessingGroup" xmlns:wpi="http://schemas.microsoft.com/office/word/2010/wordprocessingInk" xmlns:wne="http://schemas.microsoft.com/office/word/2006/wordml" xmlns:wps="http://schemas.microsoft.com/office/word/2010/wordprocessingShape" mc:Ignorable="w14 w15 w16se w16cid w16 w16cex w16sdtdh wp14">
+<w:footnotes xmlns:wpc="http://schemas.microsoft.com/office/word/2010/wordprocessingCanvas" xmlns:cx="http://schemas.microsoft.com/office/drawing/2014/chartex" xmlns:cx1="http://schemas.microsoft.com/office/drawing/2015/9/8/chartex" xmlns:cx2="http://schemas.microsoft.com/office/drawing/2015/10/21/chartex" xmlns:cx3="http://schemas.microsoft.com/office/drawing/2016/5/9/chartex" xmlns:cx4="http://schemas.microsoft.com/office/drawing/2016/5/10/chartex" xmlns:cx5="http://schemas.microsoft.com/office/drawing/2016/5/11/chartex" xmlns:cx6="http://schemas.microsoft.com/office/drawing/2016/5/12/chartex" xmlns:cx7="http://schemas.microsoft.com/office/drawing/2016/5/13/chartex" xmlns:cx8="http://schemas.microsoft.com/office/drawing/2016/5/14/chartex" xmlns:mc="http://schemas.openxmlformats.org/markup-compatibility/2006" xmlns:aink="http://schemas.microsoft.com/office/drawing/2016/ink" xmlns:am3d="http://schemas.microsoft.com/office/drawing/2017/model3d" xmlns:o="urn:schemas-microsoft-com:office:office" xmlns:oel="http://schemas.microsoft.com/office/2019/extlst" xmlns:r="http://schemas.openxmlformats.org/officeDocument/2006/relationships" xmlns:m="http://schemas.openxmlformats.org/officeDocument/2006/math" xmlns:v="urn:schemas-microsoft-com:vml" xmlns:wp14="http://schemas.microsoft.com/office/word/2010/wordprocessingDrawing" xmlns:wp="http://schemas.openxmlformats.org/drawingml/2006/wordprocessingDrawing" xmlns:w10="urn:schemas-microsoft-com:office:word" xmlns:w="http://schemas.openxmlformats.org/wordprocessingml/2006/main" xmlns:w14="http://schemas.microsoft.com/office/word/2010/wordml" xmlns:w15="http://schemas.microsoft.com/office/word/2012/wordml" xmlns:w16cex="http://schemas.microsoft.com/office/word/2018/wordml/cex" xmlns:w16cid="http://schemas.microsoft.com/office/word/2016/wordml/cid" xmlns:w16="http://schemas.microsoft.com/office/word/2018/wordml" xmlns:w16du="http://schemas.microsoft.com/office/word/2023/wordml/word16du" xmlns:w16sdtdh="http://schemas.microsoft.com/office/word/2020/wordml/sdtdatahash" xmlns:w16sdtfl="http://schemas.microsoft.com/office/word/2024/wordml/sdtformatlock" xmlns:w16se="http://schemas.microsoft.com/office/word/2015/wordml/symex" xmlns:wpg="http://schemas.microsoft.com/office/word/2010/wordprocessingGroup" xmlns:wpi="http://schemas.microsoft.com/office/word/2010/wordprocessingInk" xmlns:wne="http://schemas.microsoft.com/office/word/2006/wordml" xmlns:wps="http://schemas.microsoft.com/office/word/2010/wordprocessingShape" mc:Ignorable="w14 w15 w16se w16cid w16 w16cex w16sdtdh w16sdtfl w16du wp14">
   <w:footnote w:type="separator" w:id="-1">
     <w:p>
       <w:pPr>
@@ -23414,7 +23424,7 @@
 </file>
 
 <file path=word/header1.xml><?xml version="1.0" encoding="utf-8"?>
-<w:hdr xmlns:wpc="http://schemas.microsoft.com/office/word/2010/wordprocessingCanvas" xmlns:cx="http://schemas.microsoft.com/office/drawing/2014/chartex" xmlns:cx1="http://schemas.microsoft.com/office/drawing/2015/9/8/chartex" xmlns:cx2="http://schemas.microsoft.com/office/drawing/2015/10/21/chartex" xmlns:cx3="http://schemas.microsoft.com/office/drawing/2016/5/9/chartex" xmlns:cx4="http://schemas.microsoft.com/office/drawing/2016/5/10/chartex" xmlns:cx5="http://schemas.microsoft.com/office/drawing/2016/5/11/chartex" xmlns:cx6="http://schemas.microsoft.com/office/drawing/2016/5/12/chartex" xmlns:cx7="http://schemas.microsoft.com/office/drawing/2016/5/13/chartex" xmlns:cx8="http://schemas.microsoft.com/office/drawing/2016/5/14/chartex" xmlns:mc="http://schemas.openxmlformats.org/markup-compatibility/2006" xmlns:aink="http://schemas.microsoft.com/office/drawing/2016/ink" xmlns:am3d="http://schemas.microsoft.com/office/drawing/2017/model3d" xmlns:o="urn:schemas-microsoft-com:office:office" xmlns:oel="http://schemas.microsoft.com/office/2019/extlst" xmlns:r="http://schemas.openxmlformats.org/officeDocument/2006/relationships" xmlns:m="http://schemas.openxmlformats.org/officeDocument/2006/math" xmlns:v="urn:schemas-microsoft-com:vml" xmlns:wp14="http://schemas.microsoft.com/office/word/2010/wordprocessingDrawing" xmlns:wp="http://schemas.openxmlformats.org/drawingml/2006/wordprocessingDrawing" xmlns:w10="urn:schemas-microsoft-com:office:word" xmlns:w="http://schemas.openxmlformats.org/wordprocessingml/2006/main" xmlns:w14="http://schemas.microsoft.com/office/word/2010/wordml" xmlns:w15="http://schemas.microsoft.com/office/word/2012/wordml" xmlns:w16cex="http://schemas.microsoft.com/office/word/2018/wordml/cex" xmlns:w16cid="http://schemas.microsoft.com/office/word/2016/wordml/cid" xmlns:w16="http://schemas.microsoft.com/office/word/2018/wordml" xmlns:w16sdtdh="http://schemas.microsoft.com/office/word/2020/wordml/sdtdatahash" xmlns:w16se="http://schemas.microsoft.com/office/word/2015/wordml/symex" xmlns:wpg="http://schemas.microsoft.com/office/word/2010/wordprocessingGroup" xmlns:wpi="http://schemas.microsoft.com/office/word/2010/wordprocessingInk" xmlns:wne="http://schemas.microsoft.com/office/word/2006/wordml" xmlns:wps="http://schemas.microsoft.com/office/word/2010/wordprocessingShape" mc:Ignorable="w14 w15 w16se w16cid w16 w16cex w16sdtdh wp14">
+<w:hdr xmlns:wpc="http://schemas.microsoft.com/office/word/2010/wordprocessingCanvas" xmlns:cx="http://schemas.microsoft.com/office/drawing/2014/chartex" xmlns:cx1="http://schemas.microsoft.com/office/drawing/2015/9/8/chartex" xmlns:cx2="http://schemas.microsoft.com/office/drawing/2015/10/21/chartex" xmlns:cx3="http://schemas.microsoft.com/office/drawing/2016/5/9/chartex" xmlns:cx4="http://schemas.microsoft.com/office/drawing/2016/5/10/chartex" xmlns:cx5="http://schemas.microsoft.com/office/drawing/2016/5/11/chartex" xmlns:cx6="http://schemas.microsoft.com/office/drawing/2016/5/12/chartex" xmlns:cx7="http://schemas.microsoft.com/office/drawing/2016/5/13/chartex" xmlns:cx8="http://schemas.microsoft.com/office/drawing/2016/5/14/chartex" xmlns:mc="http://schemas.openxmlformats.org/markup-compatibility/2006" xmlns:aink="http://schemas.microsoft.com/office/drawing/2016/ink" xmlns:am3d="http://schemas.microsoft.com/office/drawing/2017/model3d" xmlns:o="urn:schemas-microsoft-com:office:office" xmlns:oel="http://schemas.microsoft.com/office/2019/extlst" xmlns:r="http://schemas.openxmlformats.org/officeDocument/2006/relationships" xmlns:m="http://schemas.openxmlformats.org/officeDocument/2006/math" xmlns:v="urn:schemas-microsoft-com:vml" xmlns:wp14="http://schemas.microsoft.com/office/word/2010/wordprocessingDrawing" xmlns:wp="http://schemas.openxmlformats.org/drawingml/2006/wordprocessingDrawing" xmlns:w10="urn:schemas-microsoft-com:office:word" xmlns:w="http://schemas.openxmlformats.org/wordprocessingml/2006/main" xmlns:w14="http://schemas.microsoft.com/office/word/2010/wordml" xmlns:w15="http://schemas.microsoft.com/office/word/2012/wordml" xmlns:w16cex="http://schemas.microsoft.com/office/word/2018/wordml/cex" xmlns:w16cid="http://schemas.microsoft.com/office/word/2016/wordml/cid" xmlns:w16="http://schemas.microsoft.com/office/word/2018/wordml" xmlns:w16du="http://schemas.microsoft.com/office/word/2023/wordml/word16du" xmlns:w16sdtdh="http://schemas.microsoft.com/office/word/2020/wordml/sdtdatahash" xmlns:w16sdtfl="http://schemas.microsoft.com/office/word/2024/wordml/sdtformatlock" xmlns:w16se="http://schemas.microsoft.com/office/word/2015/wordml/symex" xmlns:wpg="http://schemas.microsoft.com/office/word/2010/wordprocessingGroup" xmlns:wpi="http://schemas.microsoft.com/office/word/2010/wordprocessingInk" xmlns:wne="http://schemas.microsoft.com/office/word/2006/wordml" xmlns:wps="http://schemas.microsoft.com/office/word/2010/wordprocessingShape" mc:Ignorable="w14 w15 w16se w16cid w16 w16cex w16sdtdh w16sdtfl w16du wp14">
   <w:p>
     <w:pPr>
       <w:pStyle w:val="Header"/>
@@ -23424,7 +23434,7 @@
 </file>
 
 <file path=word/header2.xml><?xml version="1.0" encoding="utf-8"?>
-<w:hdr xmlns:wpc="http://schemas.microsoft.com/office/word/2010/wordprocessingCanvas" xmlns:cx="http://schemas.microsoft.com/office/drawing/2014/chartex" xmlns:cx1="http://schemas.microsoft.com/office/drawing/2015/9/8/chartex" xmlns:cx2="http://schemas.microsoft.com/office/drawing/2015/10/21/chartex" xmlns:cx3="http://schemas.microsoft.com/office/drawing/2016/5/9/chartex" xmlns:cx4="http://schemas.microsoft.com/office/drawing/2016/5/10/chartex" xmlns:cx5="http://schemas.microsoft.com/office/drawing/2016/5/11/chartex" xmlns:cx6="http://schemas.microsoft.com/office/drawing/2016/5/12/chartex" xmlns:cx7="http://schemas.microsoft.com/office/drawing/2016/5/13/chartex" xmlns:cx8="http://schemas.microsoft.com/office/drawing/2016/5/14/chartex" xmlns:mc="http://schemas.openxmlformats.org/markup-compatibility/2006" xmlns:aink="http://schemas.microsoft.com/office/drawing/2016/ink" xmlns:am3d="http://schemas.microsoft.com/office/drawing/2017/model3d" xmlns:o="urn:schemas-microsoft-com:office:office" xmlns:oel="http://schemas.microsoft.com/office/2019/extlst" xmlns:r="http://schemas.openxmlformats.org/officeDocument/2006/relationships" xmlns:m="http://schemas.openxmlformats.org/officeDocument/2006/math" xmlns:v="urn:schemas-microsoft-com:vml" xmlns:wp14="http://schemas.microsoft.com/office/word/2010/wordprocessingDrawing" xmlns:wp="http://schemas.openxmlformats.org/drawingml/2006/wordprocessingDrawing" xmlns:w10="urn:schemas-microsoft-com:office:word" xmlns:w="http://schemas.openxmlformats.org/wordprocessingml/2006/main" xmlns:w14="http://schemas.microsoft.com/office/word/2010/wordml" xmlns:w15="http://schemas.microsoft.com/office/word/2012/wordml" xmlns:w16cex="http://schemas.microsoft.com/office/word/2018/wordml/cex" xmlns:w16cid="http://schemas.microsoft.com/office/word/2016/wordml/cid" xmlns:w16="http://schemas.microsoft.com/office/word/2018/wordml" xmlns:w16sdtdh="http://schemas.microsoft.com/office/word/2020/wordml/sdtdatahash" xmlns:w16se="http://schemas.microsoft.com/office/word/2015/wordml/symex" xmlns:wpg="http://schemas.microsoft.com/office/word/2010/wordprocessingGroup" xmlns:wpi="http://schemas.microsoft.com/office/word/2010/wordprocessingInk" xmlns:wne="http://schemas.microsoft.com/office/word/2006/wordml" xmlns:wps="http://schemas.microsoft.com/office/word/2010/wordprocessingShape" mc:Ignorable="w14 w15 w16se w16cid w16 w16cex w16sdtdh wp14">
+<w:hdr xmlns:wpc="http://schemas.microsoft.com/office/word/2010/wordprocessingCanvas" xmlns:cx="http://schemas.microsoft.com/office/drawing/2014/chartex" xmlns:cx1="http://schemas.microsoft.com/office/drawing/2015/9/8/chartex" xmlns:cx2="http://schemas.microsoft.com/office/drawing/2015/10/21/chartex" xmlns:cx3="http://schemas.microsoft.com/office/drawing/2016/5/9/chartex" xmlns:cx4="http://schemas.microsoft.com/office/drawing/2016/5/10/chartex" xmlns:cx5="http://schemas.microsoft.com/office/drawing/2016/5/11/chartex" xmlns:cx6="http://schemas.microsoft.com/office/drawing/2016/5/12/chartex" xmlns:cx7="http://schemas.microsoft.com/office/drawing/2016/5/13/chartex" xmlns:cx8="http://schemas.microsoft.com/office/drawing/2016/5/14/chartex" xmlns:mc="http://schemas.openxmlformats.org/markup-compatibility/2006" xmlns:aink="http://schemas.microsoft.com/office/drawing/2016/ink" xmlns:am3d="http://schemas.microsoft.com/office/drawing/2017/model3d" xmlns:o="urn:schemas-microsoft-com:office:office" xmlns:oel="http://schemas.microsoft.com/office/2019/extlst" xmlns:r="http://schemas.openxmlformats.org/officeDocument/2006/relationships" xmlns:m="http://schemas.openxmlformats.org/officeDocument/2006/math" xmlns:v="urn:schemas-microsoft-com:vml" xmlns:wp14="http://schemas.microsoft.com/office/word/2010/wordprocessingDrawing" xmlns:wp="http://schemas.openxmlformats.org/drawingml/2006/wordprocessingDrawing" xmlns:w10="urn:schemas-microsoft-com:office:word" xmlns:w="http://schemas.openxmlformats.org/wordprocessingml/2006/main" xmlns:w14="http://schemas.microsoft.com/office/word/2010/wordml" xmlns:w15="http://schemas.microsoft.com/office/word/2012/wordml" xmlns:w16cex="http://schemas.microsoft.com/office/word/2018/wordml/cex" xmlns:w16cid="http://schemas.microsoft.com/office/word/2016/wordml/cid" xmlns:w16="http://schemas.microsoft.com/office/word/2018/wordml" xmlns:w16du="http://schemas.microsoft.com/office/word/2023/wordml/word16du" xmlns:w16sdtdh="http://schemas.microsoft.com/office/word/2020/wordml/sdtdatahash" xmlns:w16sdtfl="http://schemas.microsoft.com/office/word/2024/wordml/sdtformatlock" xmlns:w16se="http://schemas.microsoft.com/office/word/2015/wordml/symex" xmlns:wpg="http://schemas.microsoft.com/office/word/2010/wordprocessingGroup" xmlns:wpi="http://schemas.microsoft.com/office/word/2010/wordprocessingInk" xmlns:wne="http://schemas.microsoft.com/office/word/2006/wordml" xmlns:wps="http://schemas.microsoft.com/office/word/2010/wordprocessingShape" mc:Ignorable="w14 w15 w16se w16cid w16 w16cex w16sdtdh w16sdtfl w16du wp14">
   <w:p>
     <w:pPr>
       <w:pStyle w:val="Header"/>
@@ -23434,7 +23444,7 @@
 </file>
 
 <file path=word/header3.xml><?xml version="1.0" encoding="utf-8"?>
-<w:hdr xmlns:wpc="http://schemas.microsoft.com/office/word/2010/wordprocessingCanvas" xmlns:cx="http://schemas.microsoft.com/office/drawing/2014/chartex" xmlns:cx1="http://schemas.microsoft.com/office/drawing/2015/9/8/chartex" xmlns:cx2="http://schemas.microsoft.com/office/drawing/2015/10/21/chartex" xmlns:cx3="http://schemas.microsoft.com/office/drawing/2016/5/9/chartex" xmlns:cx4="http://schemas.microsoft.com/office/drawing/2016/5/10/chartex" xmlns:cx5="http://schemas.microsoft.com/office/drawing/2016/5/11/chartex" xmlns:cx6="http://schemas.microsoft.com/office/drawing/2016/5/12/chartex" xmlns:cx7="http://schemas.microsoft.com/office/drawing/2016/5/13/chartex" xmlns:cx8="http://schemas.microsoft.com/office/drawing/2016/5/14/chartex" xmlns:mc="http://schemas.openxmlformats.org/markup-compatibility/2006" xmlns:aink="http://schemas.microsoft.com/office/drawing/2016/ink" xmlns:am3d="http://schemas.microsoft.com/office/drawing/2017/model3d" xmlns:o="urn:schemas-microsoft-com:office:office" xmlns:oel="http://schemas.microsoft.com/office/2019/extlst" xmlns:r="http://schemas.openxmlformats.org/officeDocument/2006/relationships" xmlns:m="http://schemas.openxmlformats.org/officeDocument/2006/math" xmlns:v="urn:schemas-microsoft-com:vml" xmlns:wp14="http://schemas.microsoft.com/office/word/2010/wordprocessingDrawing" xmlns:wp="http://schemas.openxmlformats.org/drawingml/2006/wordprocessingDrawing" xmlns:w10="urn:schemas-microsoft-com:office:word" xmlns:w="http://schemas.openxmlformats.org/wordprocessingml/2006/main" xmlns:w14="http://schemas.microsoft.com/office/word/2010/wordml" xmlns:w15="http://schemas.microsoft.com/office/word/2012/wordml" xmlns:w16cex="http://schemas.microsoft.com/office/word/2018/wordml/cex" xmlns:w16cid="http://schemas.microsoft.com/office/word/2016/wordml/cid" xmlns:w16="http://schemas.microsoft.com/office/word/2018/wordml" xmlns:w16sdtdh="http://schemas.microsoft.com/office/word/2020/wordml/sdtdatahash" xmlns:w16se="http://schemas.microsoft.com/office/word/2015/wordml/symex" xmlns:wpg="http://schemas.microsoft.com/office/word/2010/wordprocessingGroup" xmlns:wpi="http://schemas.microsoft.com/office/word/2010/wordprocessingInk" xmlns:wne="http://schemas.microsoft.com/office/word/2006/wordml" xmlns:wps="http://schemas.microsoft.com/office/word/2010/wordprocessingShape" mc:Ignorable="w14 w15 w16se w16cid w16 w16cex w16sdtdh wp14">
+<w:hdr xmlns:wpc="http://schemas.microsoft.com/office/word/2010/wordprocessingCanvas" xmlns:cx="http://schemas.microsoft.com/office/drawing/2014/chartex" xmlns:cx1="http://schemas.microsoft.com/office/drawing/2015/9/8/chartex" xmlns:cx2="http://schemas.microsoft.com/office/drawing/2015/10/21/chartex" xmlns:cx3="http://schemas.microsoft.com/office/drawing/2016/5/9/chartex" xmlns:cx4="http://schemas.microsoft.com/office/drawing/2016/5/10/chartex" xmlns:cx5="http://schemas.microsoft.com/office/drawing/2016/5/11/chartex" xmlns:cx6="http://schemas.microsoft.com/office/drawing/2016/5/12/chartex" xmlns:cx7="http://schemas.microsoft.com/office/drawing/2016/5/13/chartex" xmlns:cx8="http://schemas.microsoft.com/office/drawing/2016/5/14/chartex" xmlns:mc="http://schemas.openxmlformats.org/markup-compatibility/2006" xmlns:aink="http://schemas.microsoft.com/office/drawing/2016/ink" xmlns:am3d="http://schemas.microsoft.com/office/drawing/2017/model3d" xmlns:o="urn:schemas-microsoft-com:office:office" xmlns:oel="http://schemas.microsoft.com/office/2019/extlst" xmlns:r="http://schemas.openxmlformats.org/officeDocument/2006/relationships" xmlns:m="http://schemas.openxmlformats.org/officeDocument/2006/math" xmlns:v="urn:schemas-microsoft-com:vml" xmlns:wp14="http://schemas.microsoft.com/office/word/2010/wordprocessingDrawing" xmlns:wp="http://schemas.openxmlformats.org/drawingml/2006/wordprocessingDrawing" xmlns:w10="urn:schemas-microsoft-com:office:word" xmlns:w="http://schemas.openxmlformats.org/wordprocessingml/2006/main" xmlns:w14="http://schemas.microsoft.com/office/word/2010/wordml" xmlns:w15="http://schemas.microsoft.com/office/word/2012/wordml" xmlns:w16cex="http://schemas.microsoft.com/office/word/2018/wordml/cex" xmlns:w16cid="http://schemas.microsoft.com/office/word/2016/wordml/cid" xmlns:w16="http://schemas.microsoft.com/office/word/2018/wordml" xmlns:w16du="http://schemas.microsoft.com/office/word/2023/wordml/word16du" xmlns:w16sdtdh="http://schemas.microsoft.com/office/word/2020/wordml/sdtdatahash" xmlns:w16sdtfl="http://schemas.microsoft.com/office/word/2024/wordml/sdtformatlock" xmlns:w16se="http://schemas.microsoft.com/office/word/2015/wordml/symex" xmlns:wpg="http://schemas.microsoft.com/office/word/2010/wordprocessingGroup" xmlns:wpi="http://schemas.microsoft.com/office/word/2010/wordprocessingInk" xmlns:wne="http://schemas.microsoft.com/office/word/2006/wordml" xmlns:wps="http://schemas.microsoft.com/office/word/2010/wordprocessingShape" mc:Ignorable="w14 w15 w16se w16cid w16 w16cex w16sdtdh w16sdtfl w16du wp14">
   <w:p>
     <w:pPr>
       <w:pStyle w:val="Header"/>
@@ -23444,7 +23454,7 @@
 </file>
 
 <file path=word/numbering.xml><?xml version="1.0" encoding="utf-8"?>
-<w:numbering xmlns:wpc="http://schemas.microsoft.com/office/word/2010/wordprocessingCanvas" xmlns:cx="http://schemas.microsoft.com/office/drawing/2014/chartex" xmlns:cx1="http://schemas.microsoft.com/office/drawing/2015/9/8/chartex" xmlns:cx2="http://schemas.microsoft.com/office/drawing/2015/10/21/chartex" xmlns:cx3="http://schemas.microsoft.com/office/drawing/2016/5/9/chartex" xmlns:cx4="http://schemas.microsoft.com/office/drawing/2016/5/10/chartex" xmlns:cx5="http://schemas.microsoft.com/office/drawing/2016/5/11/chartex" xmlns:cx6="http://schemas.microsoft.com/office/drawing/2016/5/12/chartex" xmlns:cx7="http://schemas.microsoft.com/office/drawing/2016/5/13/chartex" xmlns:cx8="http://schemas.microsoft.com/office/drawing/2016/5/14/chartex" xmlns:mc="http://schemas.openxmlformats.org/markup-compatibility/2006" xmlns:aink="http://schemas.microsoft.com/office/drawing/2016/ink" xmlns:am3d="http://schemas.microsoft.com/office/drawing/2017/model3d" xmlns:o="urn:schemas-microsoft-com:office:office" xmlns:oel="http://schemas.microsoft.com/office/2019/extlst" xmlns:r="http://schemas.openxmlformats.org/officeDocument/2006/relationships" xmlns:m="http://schemas.openxmlformats.org/officeDocument/2006/math" xmlns:v="urn:schemas-microsoft-com:vml" xmlns:wp14="http://schemas.microsoft.com/office/word/2010/wordprocessingDrawing" xmlns:wp="http://schemas.openxmlformats.org/drawingml/2006/wordprocessingDrawing" xmlns:w10="urn:schemas-microsoft-com:office:word" xmlns:w="http://schemas.openxmlformats.org/wordprocessingml/2006/main" xmlns:w14="http://schemas.microsoft.com/office/word/2010/wordml" xmlns:w15="http://schemas.microsoft.com/office/word/2012/wordml" xmlns:w16cex="http://schemas.microsoft.com/office/word/2018/wordml/cex" xmlns:w16cid="http://schemas.microsoft.com/office/word/2016/wordml/cid" xmlns:w16="http://schemas.microsoft.com/office/word/2018/wordml" xmlns:w16sdtdh="http://schemas.microsoft.com/office/word/2020/wordml/sdtdatahash" xmlns:w16se="http://schemas.microsoft.com/office/word/2015/wordml/symex" xmlns:wpg="http://schemas.microsoft.com/office/word/2010/wordprocessingGroup" xmlns:wpi="http://schemas.microsoft.com/office/word/2010/wordprocessingInk" xmlns:wne="http://schemas.microsoft.com/office/word/2006/wordml" xmlns:wps="http://schemas.microsoft.com/office/word/2010/wordprocessingShape" mc:Ignorable="w14 w15 w16se w16cid w16 w16cex w16sdtdh wp14">
+<w:numbering xmlns:wpc="http://schemas.microsoft.com/office/word/2010/wordprocessingCanvas" xmlns:cx="http://schemas.microsoft.com/office/drawing/2014/chartex" xmlns:cx1="http://schemas.microsoft.com/office/drawing/2015/9/8/chartex" xmlns:cx2="http://schemas.microsoft.com/office/drawing/2015/10/21/chartex" xmlns:cx3="http://schemas.microsoft.com/office/drawing/2016/5/9/chartex" xmlns:cx4="http://schemas.microsoft.com/office/drawing/2016/5/10/chartex" xmlns:cx5="http://schemas.microsoft.com/office/drawing/2016/5/11/chartex" xmlns:cx6="http://schemas.microsoft.com/office/drawing/2016/5/12/chartex" xmlns:cx7="http://schemas.microsoft.com/office/drawing/2016/5/13/chartex" xmlns:cx8="http://schemas.microsoft.com/office/drawing/2016/5/14/chartex" xmlns:mc="http://schemas.openxmlformats.org/markup-compatibility/2006" xmlns:aink="http://schemas.microsoft.com/office/drawing/2016/ink" xmlns:am3d="http://schemas.microsoft.com/office/drawing/2017/model3d" xmlns:o="urn:schemas-microsoft-com:office:office" xmlns:oel="http://schemas.microsoft.com/office/2019/extlst" xmlns:r="http://schemas.openxmlformats.org/officeDocument/2006/relationships" xmlns:m="http://schemas.openxmlformats.org/officeDocument/2006/math" xmlns:v="urn:schemas-microsoft-com:vml" xmlns:wp14="http://schemas.microsoft.com/office/word/2010/wordprocessingDrawing" xmlns:wp="http://schemas.openxmlformats.org/drawingml/2006/wordprocessingDrawing" xmlns:w10="urn:schemas-microsoft-com:office:word" xmlns:w="http://schemas.openxmlformats.org/wordprocessingml/2006/main" xmlns:w14="http://schemas.microsoft.com/office/word/2010/wordml" xmlns:w15="http://schemas.microsoft.com/office/word/2012/wordml" xmlns:w16cex="http://schemas.microsoft.com/office/word/2018/wordml/cex" xmlns:w16cid="http://schemas.microsoft.com/office/word/2016/wordml/cid" xmlns:w16="http://schemas.microsoft.com/office/word/2018/wordml" xmlns:w16du="http://schemas.microsoft.com/office/word/2023/wordml/word16du" xmlns:w16sdtdh="http://schemas.microsoft.com/office/word/2020/wordml/sdtdatahash" xmlns:w16sdtfl="http://schemas.microsoft.com/office/word/2024/wordml/sdtformatlock" xmlns:w16se="http://schemas.microsoft.com/office/word/2015/wordml/symex" xmlns:wpg="http://schemas.microsoft.com/office/word/2010/wordprocessingGroup" xmlns:wpi="http://schemas.microsoft.com/office/word/2010/wordprocessingInk" xmlns:wne="http://schemas.microsoft.com/office/word/2006/wordml" xmlns:wps="http://schemas.microsoft.com/office/word/2010/wordprocessingShape" mc:Ignorable="w14 w15 w16se w16cid w16 w16cex w16sdtdh w16sdtfl w16du wp14">
   <w:abstractNum w:abstractNumId="0" w15:restartNumberingAfterBreak="0">
     <w:nsid w:val="B23A94A9"/>
     <w:multiLevelType w:val="multilevel"/>
@@ -29937,7 +29947,7 @@
 </file>
 
 <file path=word/styles.xml><?xml version="1.0" encoding="utf-8"?>
-<w:styles xmlns:mc="http://schemas.openxmlformats.org/markup-compatibility/2006" xmlns:r="http://schemas.openxmlformats.org/officeDocument/2006/relationships" xmlns:w="http://schemas.openxmlformats.org/wordprocessingml/2006/main" xmlns:w14="http://schemas.microsoft.com/office/word/2010/wordml" xmlns:w15="http://schemas.microsoft.com/office/word/2012/wordml" xmlns:w16cex="http://schemas.microsoft.com/office/word/2018/wordml/cex" xmlns:w16cid="http://schemas.microsoft.com/office/word/2016/wordml/cid" xmlns:w16="http://schemas.microsoft.com/office/word/2018/wordml" xmlns:w16sdtdh="http://schemas.microsoft.com/office/word/2020/wordml/sdtdatahash" xmlns:w16se="http://schemas.microsoft.com/office/word/2015/wordml/symex" mc:Ignorable="w14 w15 w16se w16cid w16 w16cex w16sdtdh">
+<w:styles xmlns:mc="http://schemas.openxmlformats.org/markup-compatibility/2006" xmlns:r="http://schemas.openxmlformats.org/officeDocument/2006/relationships" xmlns:w="http://schemas.openxmlformats.org/wordprocessingml/2006/main" xmlns:w14="http://schemas.microsoft.com/office/word/2010/wordml" xmlns:w15="http://schemas.microsoft.com/office/word/2012/wordml" xmlns:w16cex="http://schemas.microsoft.com/office/word/2018/wordml/cex" xmlns:w16cid="http://schemas.microsoft.com/office/word/2016/wordml/cid" xmlns:w16="http://schemas.microsoft.com/office/word/2018/wordml" xmlns:w16du="http://schemas.microsoft.com/office/word/2023/wordml/word16du" xmlns:w16sdtdh="http://schemas.microsoft.com/office/word/2020/wordml/sdtdatahash" xmlns:w16sdtfl="http://schemas.microsoft.com/office/word/2024/wordml/sdtformatlock" xmlns:w16se="http://schemas.microsoft.com/office/word/2015/wordml/symex" mc:Ignorable="w14 w15 w16se w16cid w16 w16cex w16sdtdh w16sdtfl w16du">
   <w:docDefaults>
     <w:rPrDefault>
       <w:rPr>
@@ -30339,11 +30349,11 @@
       <w:lang w:val="id-ID"/>
     </w:rPr>
   </w:style>
-  <w:style w:type="paragraph" w:styleId="Judul1">
+  <w:style w:type="paragraph" w:styleId="Heading1">
     <w:name w:val="heading 1"/>
     <w:basedOn w:val="Normal"/>
     <w:next w:val="Normal"/>
-    <w:link w:val="Judul1KAR"/>
+    <w:link w:val="Heading1Char"/>
     <w:qFormat/>
     <w:rsid w:val="00B53BDC"/>
     <w:pPr>
@@ -30360,11 +30370,11 @@
       <w:szCs w:val="32"/>
     </w:rPr>
   </w:style>
-  <w:style w:type="paragraph" w:styleId="Judul2">
+  <w:style w:type="paragraph" w:styleId="Heading2">
     <w:name w:val="heading 2"/>
     <w:basedOn w:val="Normal"/>
     <w:next w:val="Normal"/>
-    <w:link w:val="Judul2KAR"/>
+    <w:link w:val="Heading2Char"/>
     <w:uiPriority w:val="9"/>
     <w:unhideWhenUsed/>
     <w:qFormat/>
@@ -30384,11 +30394,11 @@
       <w:szCs w:val="28"/>
     </w:rPr>
   </w:style>
-  <w:style w:type="paragraph" w:styleId="Judul3">
+  <w:style w:type="paragraph" w:styleId="Heading3">
     <w:name w:val="heading 3"/>
     <w:basedOn w:val="Normal"/>
     <w:next w:val="Normal"/>
-    <w:link w:val="Judul3KAR"/>
+    <w:link w:val="Heading3Char"/>
     <w:qFormat/>
     <w:rsid w:val="00B53BDC"/>
     <w:pPr>
@@ -30405,11 +30415,11 @@
       <w:szCs w:val="24"/>
     </w:rPr>
   </w:style>
-  <w:style w:type="paragraph" w:styleId="Judul4">
+  <w:style w:type="paragraph" w:styleId="Heading4">
     <w:name w:val="heading 4"/>
     <w:basedOn w:val="Normal"/>
     <w:next w:val="Normal"/>
-    <w:link w:val="Judul4KAR"/>
+    <w:link w:val="Heading4Char"/>
     <w:uiPriority w:val="9"/>
     <w:semiHidden/>
     <w:unhideWhenUsed/>
@@ -30428,11 +30438,11 @@
       <w:color w:val="365F91" w:themeColor="accent1" w:themeShade="BF"/>
     </w:rPr>
   </w:style>
-  <w:style w:type="paragraph" w:styleId="Judul5">
+  <w:style w:type="paragraph" w:styleId="Heading5">
     <w:name w:val="heading 5"/>
     <w:basedOn w:val="Normal"/>
     <w:next w:val="Normal"/>
-    <w:link w:val="Judul5KAR"/>
+    <w:link w:val="Heading5Char"/>
     <w:qFormat/>
     <w:rsid w:val="00B53BDC"/>
     <w:pPr>
@@ -30448,11 +30458,11 @@
       <w:szCs w:val="24"/>
     </w:rPr>
   </w:style>
-  <w:style w:type="paragraph" w:styleId="Judul6">
+  <w:style w:type="paragraph" w:styleId="Heading6">
     <w:name w:val="heading 6"/>
     <w:basedOn w:val="Normal"/>
     <w:next w:val="Normal"/>
-    <w:link w:val="Judul6KAR"/>
+    <w:link w:val="Heading6Char"/>
     <w:uiPriority w:val="9"/>
     <w:semiHidden/>
     <w:unhideWhenUsed/>
@@ -30471,13 +30481,13 @@
       <w:szCs w:val="24"/>
     </w:rPr>
   </w:style>
-  <w:style w:type="character" w:default="1" w:styleId="FontParagrafDefault">
+  <w:style w:type="character" w:default="1" w:styleId="DefaultParagraphFont">
     <w:name w:val="Default Paragraph Font"/>
     <w:uiPriority w:val="1"/>
     <w:semiHidden/>
     <w:unhideWhenUsed/>
   </w:style>
-  <w:style w:type="table" w:default="1" w:styleId="TabelNormal">
+  <w:style w:type="table" w:default="1" w:styleId="TableNormal">
     <w:name w:val="Normal Table"/>
     <w:uiPriority w:val="99"/>
     <w:semiHidden/>
@@ -30492,16 +30502,16 @@
       </w:tblCellMar>
     </w:tblPr>
   </w:style>
-  <w:style w:type="numbering" w:default="1" w:styleId="TidakAdaDaftar">
+  <w:style w:type="numbering" w:default="1" w:styleId="NoList">
     <w:name w:val="No List"/>
     <w:uiPriority w:val="99"/>
     <w:semiHidden/>
     <w:unhideWhenUsed/>
   </w:style>
-  <w:style w:type="character" w:customStyle="1" w:styleId="Judul1KAR">
-    <w:name w:val="Judul 1 KAR"/>
-    <w:basedOn w:val="FontParagrafDefault"/>
-    <w:link w:val="Judul1"/>
+  <w:style w:type="character" w:customStyle="1" w:styleId="Heading1Char">
+    <w:name w:val="Heading 1 Char"/>
+    <w:basedOn w:val="DefaultParagraphFont"/>
+    <w:link w:val="Heading1"/>
     <w:rsid w:val="00B53BDC"/>
     <w:rPr>
       <w:rFonts w:ascii="Cambria" w:eastAsia="Times New Roman" w:hAnsi="Cambria" w:cs="Times New Roman"/>
@@ -30513,10 +30523,10 @@
       <w:lang w:val="id-ID"/>
     </w:rPr>
   </w:style>
-  <w:style w:type="character" w:customStyle="1" w:styleId="Judul2KAR">
-    <w:name w:val="Judul 2 KAR"/>
-    <w:basedOn w:val="FontParagrafDefault"/>
-    <w:link w:val="Judul2"/>
+  <w:style w:type="character" w:customStyle="1" w:styleId="Heading2Char">
+    <w:name w:val="Heading 2 Char"/>
+    <w:basedOn w:val="DefaultParagraphFont"/>
+    <w:link w:val="Heading2"/>
     <w:uiPriority w:val="9"/>
     <w:rsid w:val="00B53BDC"/>
     <w:rPr>
@@ -30530,10 +30540,10 @@
       <w:lang w:val="id-ID"/>
     </w:rPr>
   </w:style>
-  <w:style w:type="character" w:customStyle="1" w:styleId="Judul3KAR">
-    <w:name w:val="Judul 3 KAR"/>
-    <w:basedOn w:val="FontParagrafDefault"/>
-    <w:link w:val="Judul3"/>
+  <w:style w:type="character" w:customStyle="1" w:styleId="Heading3Char">
+    <w:name w:val="Heading 3 Char"/>
+    <w:basedOn w:val="DefaultParagraphFont"/>
+    <w:link w:val="Heading3"/>
     <w:rsid w:val="00B53BDC"/>
     <w:rPr>
       <w:rFonts w:ascii="Arial" w:eastAsia="SimSun" w:hAnsi="Arial" w:cs="Arial"/>
@@ -30544,10 +30554,10 @@
       <w:lang w:val="id-ID"/>
     </w:rPr>
   </w:style>
-  <w:style w:type="character" w:customStyle="1" w:styleId="Judul5KAR">
-    <w:name w:val="Judul 5 KAR"/>
-    <w:basedOn w:val="FontParagrafDefault"/>
-    <w:link w:val="Judul5"/>
+  <w:style w:type="character" w:customStyle="1" w:styleId="Heading5Char">
+    <w:name w:val="Heading 5 Char"/>
+    <w:basedOn w:val="DefaultParagraphFont"/>
+    <w:link w:val="Heading5"/>
     <w:rsid w:val="00B53BDC"/>
     <w:rPr>
       <w:rFonts w:ascii="Arial" w:eastAsia="Times New Roman" w:hAnsi="Arial" w:cs="Times New Roman"/>
@@ -30557,10 +30567,10 @@
       <w:lang w:val="id-ID"/>
     </w:rPr>
   </w:style>
-  <w:style w:type="character" w:customStyle="1" w:styleId="Judul6KAR">
-    <w:name w:val="Judul 6 KAR"/>
-    <w:basedOn w:val="FontParagrafDefault"/>
-    <w:link w:val="Judul6"/>
+  <w:style w:type="character" w:customStyle="1" w:styleId="Heading6Char">
+    <w:name w:val="Heading 6 Char"/>
+    <w:basedOn w:val="DefaultParagraphFont"/>
+    <w:link w:val="Heading6"/>
     <w:uiPriority w:val="9"/>
     <w:semiHidden/>
     <w:rsid w:val="00B53BDC"/>
@@ -30572,9 +30582,9 @@
       <w:lang w:val="id-ID"/>
     </w:rPr>
   </w:style>
-  <w:style w:type="paragraph" w:styleId="TidakAdaSpasi">
+  <w:style w:type="paragraph" w:styleId="NoSpacing">
     <w:name w:val="No Spacing"/>
-    <w:link w:val="TidakAdaSpasiKAR"/>
+    <w:link w:val="NoSpacingChar"/>
     <w:qFormat/>
     <w:rsid w:val="00B53BDC"/>
     <w:pPr>
@@ -30585,20 +30595,20 @@
       <w:lang w:eastAsia="ja-JP"/>
     </w:rPr>
   </w:style>
-  <w:style w:type="character" w:customStyle="1" w:styleId="TidakAdaSpasiKAR">
-    <w:name w:val="Tidak Ada Spasi KAR"/>
-    <w:basedOn w:val="FontParagrafDefault"/>
-    <w:link w:val="TidakAdaSpasi"/>
+  <w:style w:type="character" w:customStyle="1" w:styleId="NoSpacingChar">
+    <w:name w:val="No Spacing Char"/>
+    <w:basedOn w:val="DefaultParagraphFont"/>
+    <w:link w:val="NoSpacing"/>
     <w:rsid w:val="00B53BDC"/>
     <w:rPr>
       <w:rFonts w:eastAsiaTheme="minorEastAsia"/>
       <w:lang w:eastAsia="ja-JP"/>
     </w:rPr>
   </w:style>
-  <w:style w:type="paragraph" w:styleId="TeksBalon">
+  <w:style w:type="paragraph" w:styleId="BalloonText">
     <w:name w:val="Balloon Text"/>
     <w:basedOn w:val="Normal"/>
-    <w:link w:val="TeksBalonKAR"/>
+    <w:link w:val="BalloonTextChar"/>
     <w:semiHidden/>
     <w:unhideWhenUsed/>
     <w:rsid w:val="00B53BDC"/>
@@ -30611,10 +30621,10 @@
       <w:szCs w:val="16"/>
     </w:rPr>
   </w:style>
-  <w:style w:type="character" w:customStyle="1" w:styleId="TeksBalonKAR">
-    <w:name w:val="Teks Balon KAR"/>
-    <w:basedOn w:val="FontParagrafDefault"/>
-    <w:link w:val="TeksBalon"/>
+  <w:style w:type="character" w:customStyle="1" w:styleId="BalloonTextChar">
+    <w:name w:val="Balloon Text Char"/>
+    <w:basedOn w:val="DefaultParagraphFont"/>
+    <w:link w:val="BalloonText"/>
     <w:semiHidden/>
     <w:rsid w:val="00B53BDC"/>
     <w:rPr>
@@ -30624,11 +30634,11 @@
       <w:lang w:val="id-ID"/>
     </w:rPr>
   </w:style>
-  <w:style w:type="paragraph" w:styleId="DaftarParagraf">
+  <w:style w:type="paragraph" w:styleId="ListParagraph">
     <w:name w:val="List Paragraph"/>
     <w:aliases w:val="Body of text,List Paragraph1,Body of textCxSp,Medium Grid 1 - Accent 21,Body of text+1,Body of text+2,Body of text+3,List Paragraph11,Colorful List - Accent 11,HEADING 1,soal jawab,&quot;List Paragraph,List Paragraph1&quot;,List Paragraph2,Heading"/>
     <w:basedOn w:val="Normal"/>
-    <w:link w:val="DaftarParagrafKAR"/>
+    <w:link w:val="ListParagraphChar"/>
     <w:uiPriority w:val="34"/>
     <w:qFormat/>
     <w:rsid w:val="00B53BDC"/>
@@ -30643,10 +30653,10 @@
       <w:lang w:val="en-US" w:eastAsia="x-none"/>
     </w:rPr>
   </w:style>
-  <w:style w:type="character" w:customStyle="1" w:styleId="DaftarParagrafKAR">
-    <w:name w:val="Daftar Paragraf KAR"/>
-    <w:aliases w:val="Body of text KAR,List Paragraph1 KAR,Body of textCxSp KAR,Medium Grid 1 - Accent 21 KAR,Body of text+1 KAR,Body of text+2 KAR,Body of text+3 KAR,List Paragraph11 KAR,Colorful List - Accent 11 KAR,HEADING 1 KAR,soal jawab KAR"/>
-    <w:link w:val="DaftarParagraf"/>
+  <w:style w:type="character" w:customStyle="1" w:styleId="ListParagraphChar">
+    <w:name w:val="List Paragraph Char"/>
+    <w:aliases w:val="Body of text Char,List Paragraph1 Char,Body of textCxSp Char,Medium Grid 1 - Accent 21 Char,Body of text+1 Char,Body of text+2 Char,Body of text+3 Char,List Paragraph11 Char,Colorful List - Accent 11 Char,HEADING 1 Char,Heading Char"/>
+    <w:link w:val="ListParagraph"/>
     <w:uiPriority w:val="34"/>
     <w:qFormat/>
     <w:locked/>
@@ -30691,7 +30701,7 @@
     <w:name w:val="header"/>
     <w:aliases w:val="Header Char Char"/>
     <w:basedOn w:val="Normal"/>
-    <w:link w:val="HeaderKAR"/>
+    <w:link w:val="HeaderChar"/>
     <w:unhideWhenUsed/>
     <w:rsid w:val="00B53BDC"/>
     <w:pPr>
@@ -30705,10 +30715,10 @@
       <w:rFonts w:ascii="Calibri" w:eastAsia="Calibri" w:hAnsi="Calibri" w:cs="Times New Roman"/>
     </w:rPr>
   </w:style>
-  <w:style w:type="character" w:customStyle="1" w:styleId="HeaderKAR">
-    <w:name w:val="Header KAR"/>
-    <w:aliases w:val="Header Char Char KAR"/>
-    <w:basedOn w:val="FontParagrafDefault"/>
+  <w:style w:type="character" w:customStyle="1" w:styleId="HeaderChar">
+    <w:name w:val="Header Char"/>
+    <w:aliases w:val="Header Char Char Char"/>
+    <w:basedOn w:val="DefaultParagraphFont"/>
     <w:link w:val="Header"/>
     <w:rsid w:val="00B53BDC"/>
     <w:rPr>
@@ -30719,7 +30729,7 @@
   <w:style w:type="paragraph" w:styleId="Footer">
     <w:name w:val="footer"/>
     <w:basedOn w:val="Normal"/>
-    <w:link w:val="FooterKAR"/>
+    <w:link w:val="FooterChar"/>
     <w:unhideWhenUsed/>
     <w:rsid w:val="00B53BDC"/>
     <w:pPr>
@@ -30733,9 +30743,9 @@
       <w:rFonts w:ascii="Calibri" w:eastAsia="Calibri" w:hAnsi="Calibri" w:cs="Times New Roman"/>
     </w:rPr>
   </w:style>
-  <w:style w:type="character" w:customStyle="1" w:styleId="FooterKAR">
-    <w:name w:val="Footer KAR"/>
-    <w:basedOn w:val="FontParagrafDefault"/>
+  <w:style w:type="character" w:customStyle="1" w:styleId="FooterChar">
+    <w:name w:val="Footer Char"/>
+    <w:basedOn w:val="DefaultParagraphFont"/>
     <w:link w:val="Footer"/>
     <w:rsid w:val="00B53BDC"/>
     <w:rPr>
@@ -30743,10 +30753,10 @@
       <w:lang w:val="id-ID"/>
     </w:rPr>
   </w:style>
-  <w:style w:type="table" w:styleId="KisiTabel">
+  <w:style w:type="table" w:styleId="TableGrid">
     <w:name w:val="Table Grid"/>
     <w:aliases w:val="Tabel"/>
-    <w:basedOn w:val="TabelNormal"/>
+    <w:basedOn w:val="TableNormal"/>
     <w:uiPriority w:val="59"/>
     <w:rsid w:val="00B53BDC"/>
     <w:pPr>
@@ -30794,7 +30804,7 @@
   </w:style>
   <w:style w:type="numbering" w:customStyle="1" w:styleId="NoList1">
     <w:name w:val="No List1"/>
-    <w:next w:val="TidakAdaDaftar"/>
+    <w:next w:val="NoList"/>
     <w:uiPriority w:val="99"/>
     <w:semiHidden/>
     <w:unhideWhenUsed/>
@@ -30802,8 +30812,8 @@
   </w:style>
   <w:style w:type="table" w:customStyle="1" w:styleId="TableGrid1">
     <w:name w:val="Table Grid1"/>
-    <w:basedOn w:val="TabelNormal"/>
-    <w:next w:val="KisiTabel"/>
+    <w:basedOn w:val="TableNormal"/>
+    <w:next w:val="TableGrid"/>
     <w:uiPriority w:val="59"/>
     <w:rsid w:val="00B53BDC"/>
     <w:pPr>
@@ -30858,7 +30868,7 @@
       <w:lang w:val="nl-NL"/>
     </w:rPr>
   </w:style>
-  <w:style w:type="character" w:styleId="ReferensiKomentar">
+  <w:style w:type="character" w:styleId="CommentReference">
     <w:name w:val="annotation reference"/>
     <w:semiHidden/>
     <w:unhideWhenUsed/>
@@ -30868,10 +30878,10 @@
       <w:szCs w:val="16"/>
     </w:rPr>
   </w:style>
-  <w:style w:type="paragraph" w:styleId="TeksKomentar">
+  <w:style w:type="paragraph" w:styleId="CommentText">
     <w:name w:val="annotation text"/>
     <w:basedOn w:val="Normal"/>
-    <w:link w:val="TeksKomentarKAR"/>
+    <w:link w:val="CommentTextChar"/>
     <w:semiHidden/>
     <w:unhideWhenUsed/>
     <w:rsid w:val="00B53BDC"/>
@@ -30882,10 +30892,10 @@
       <w:lang w:val="en-US"/>
     </w:rPr>
   </w:style>
-  <w:style w:type="character" w:customStyle="1" w:styleId="TeksKomentarKAR">
-    <w:name w:val="Teks Komentar KAR"/>
-    <w:basedOn w:val="FontParagrafDefault"/>
-    <w:link w:val="TeksKomentar"/>
+  <w:style w:type="character" w:customStyle="1" w:styleId="CommentTextChar">
+    <w:name w:val="Comment Text Char"/>
+    <w:basedOn w:val="DefaultParagraphFont"/>
+    <w:link w:val="CommentText"/>
     <w:semiHidden/>
     <w:rsid w:val="00B53BDC"/>
     <w:rPr>
@@ -30925,7 +30935,7 @@
   </w:style>
   <w:style w:type="numbering" w:customStyle="1" w:styleId="NoList2">
     <w:name w:val="No List2"/>
-    <w:next w:val="TidakAdaDaftar"/>
+    <w:next w:val="NoList"/>
     <w:uiPriority w:val="99"/>
     <w:semiHidden/>
     <w:unhideWhenUsed/>
@@ -30933,8 +30943,8 @@
   </w:style>
   <w:style w:type="table" w:customStyle="1" w:styleId="TableGrid2">
     <w:name w:val="Table Grid2"/>
-    <w:basedOn w:val="TabelNormal"/>
-    <w:next w:val="KisiTabel"/>
+    <w:basedOn w:val="TableNormal"/>
+    <w:next w:val="TableGrid"/>
     <w:rsid w:val="00B53BDC"/>
     <w:pPr>
       <w:spacing w:after="0" w:line="240" w:lineRule="auto"/>
@@ -30965,7 +30975,7 @@
       <w:u w:val="single"/>
     </w:rPr>
   </w:style>
-  <w:style w:type="character" w:styleId="Kuat">
+  <w:style w:type="character" w:styleId="Strong">
     <w:name w:val="Strong"/>
     <w:uiPriority w:val="22"/>
     <w:qFormat/>
@@ -30993,7 +31003,7 @@
   </w:style>
   <w:style w:type="character" w:customStyle="1" w:styleId="apple-converted-space">
     <w:name w:val="apple-converted-space"/>
-    <w:basedOn w:val="FontParagrafDefault"/>
+    <w:basedOn w:val="DefaultParagraphFont"/>
     <w:rsid w:val="00B53BDC"/>
   </w:style>
   <w:style w:type="character" w:customStyle="1" w:styleId="markedcontent">
@@ -31017,10 +31027,10 @@
       <w:lang w:val="id"/>
     </w:rPr>
   </w:style>
-  <w:style w:type="paragraph" w:styleId="TeksIsi">
+  <w:style w:type="paragraph" w:styleId="BodyText">
     <w:name w:val="Body Text"/>
     <w:basedOn w:val="Normal"/>
-    <w:link w:val="TeksIsiKAR"/>
+    <w:link w:val="BodyTextChar"/>
     <w:uiPriority w:val="1"/>
     <w:qFormat/>
     <w:rsid w:val="00B53BDC"/>
@@ -31035,10 +31045,10 @@
       <w:lang w:val="id"/>
     </w:rPr>
   </w:style>
-  <w:style w:type="character" w:customStyle="1" w:styleId="TeksIsiKAR">
-    <w:name w:val="Teks Isi KAR"/>
-    <w:basedOn w:val="FontParagrafDefault"/>
-    <w:link w:val="TeksIsi"/>
+  <w:style w:type="character" w:customStyle="1" w:styleId="BodyTextChar">
+    <w:name w:val="Body Text Char"/>
+    <w:basedOn w:val="DefaultParagraphFont"/>
+    <w:link w:val="BodyText"/>
     <w:uiPriority w:val="1"/>
     <w:rsid w:val="00B53BDC"/>
     <w:rPr>
@@ -31046,7 +31056,7 @@
       <w:lang w:val="id"/>
     </w:rPr>
   </w:style>
-  <w:style w:type="character" w:styleId="Penekanan">
+  <w:style w:type="character" w:styleId="Emphasis">
     <w:name w:val="Emphasis"/>
     <w:uiPriority w:val="20"/>
     <w:qFormat/>
@@ -31056,10 +31066,10 @@
       <w:iCs/>
     </w:rPr>
   </w:style>
-  <w:style w:type="paragraph" w:styleId="Judul">
+  <w:style w:type="paragraph" w:styleId="Title">
     <w:name w:val="Title"/>
     <w:basedOn w:val="Normal"/>
-    <w:link w:val="JudulKAR"/>
+    <w:link w:val="TitleChar"/>
     <w:qFormat/>
     <w:rsid w:val="00B53BDC"/>
     <w:pPr>
@@ -31079,10 +31089,10 @@
       <w:lang w:val="id"/>
     </w:rPr>
   </w:style>
-  <w:style w:type="character" w:customStyle="1" w:styleId="JudulKAR">
-    <w:name w:val="Judul KAR"/>
-    <w:basedOn w:val="FontParagrafDefault"/>
-    <w:link w:val="Judul"/>
+  <w:style w:type="character" w:customStyle="1" w:styleId="TitleChar">
+    <w:name w:val="Title Char"/>
+    <w:basedOn w:val="DefaultParagraphFont"/>
+    <w:link w:val="Title"/>
     <w:rsid w:val="00B53BDC"/>
     <w:rPr>
       <w:rFonts w:ascii="Arial" w:eastAsia="Arial" w:hAnsi="Arial" w:cs="Arial"/>
@@ -31118,7 +31128,7 @@
       <w:lang w:val="en-US" w:eastAsia="en-US"/>
     </w:rPr>
   </w:style>
-  <w:style w:type="character" w:styleId="Tempatpenampungteks">
+  <w:style w:type="character" w:styleId="PlaceholderText">
     <w:name w:val="Placeholder Text"/>
     <w:semiHidden/>
     <w:rsid w:val="00B53BDC"/>
@@ -31142,7 +31152,7 @@
   </w:style>
   <w:style w:type="paragraph" w:customStyle="1" w:styleId="bulletmatpok">
     <w:name w:val="bullet matpok"/>
-    <w:basedOn w:val="DaftarParagraf"/>
+    <w:basedOn w:val="ListParagraph"/>
     <w:qFormat/>
     <w:rsid w:val="00B53BDC"/>
     <w:pPr>
@@ -31192,10 +31202,10 @@
       <w:ind w:left="284" w:right="0" w:hanging="284"/>
     </w:pPr>
   </w:style>
-  <w:style w:type="paragraph" w:styleId="IndenTeksIsi">
+  <w:style w:type="paragraph" w:styleId="BodyTextIndent">
     <w:name w:val="Body Text Indent"/>
     <w:basedOn w:val="Normal"/>
-    <w:link w:val="IndenTeksIsiKAR"/>
+    <w:link w:val="BodyTextIndentChar"/>
     <w:rsid w:val="00B53BDC"/>
     <w:pPr>
       <w:spacing w:after="0" w:line="240" w:lineRule="auto"/>
@@ -31208,10 +31218,10 @@
       <w:szCs w:val="24"/>
     </w:rPr>
   </w:style>
-  <w:style w:type="character" w:customStyle="1" w:styleId="IndenTeksIsiKAR">
-    <w:name w:val="Inden Teks Isi KAR"/>
-    <w:basedOn w:val="FontParagrafDefault"/>
-    <w:link w:val="IndenTeksIsi"/>
+  <w:style w:type="character" w:customStyle="1" w:styleId="BodyTextIndentChar">
+    <w:name w:val="Body Text Indent Char"/>
+    <w:basedOn w:val="DefaultParagraphFont"/>
+    <w:link w:val="BodyTextIndent"/>
     <w:rsid w:val="00B53BDC"/>
     <w:rPr>
       <w:rFonts w:ascii="Times New Roman" w:eastAsia="Times New Roman" w:hAnsi="Times New Roman" w:cs="Times New Roman"/>
@@ -31220,9 +31230,9 @@
       <w:lang w:val="id-ID"/>
     </w:rPr>
   </w:style>
-  <w:style w:type="character" w:styleId="NomorHalaman">
+  <w:style w:type="character" w:styleId="PageNumber">
     <w:name w:val="page number"/>
-    <w:basedOn w:val="FontParagrafDefault"/>
+    <w:basedOn w:val="DefaultParagraphFont"/>
     <w:rsid w:val="00B53BDC"/>
   </w:style>
   <w:style w:type="numbering" w:customStyle="1" w:styleId="Style10">
@@ -31268,8 +31278,8 @@
   </w:style>
   <w:style w:type="table" w:customStyle="1" w:styleId="MediumList2-Accent11">
     <w:name w:val="Medium List 2 - Accent 11"/>
-    <w:basedOn w:val="TabelNormal"/>
-    <w:next w:val="DaftarSedang2-Aksen1"/>
+    <w:basedOn w:val="TableNormal"/>
+    <w:next w:val="MediumList2-Accent1"/>
     <w:rsid w:val="00B53BDC"/>
     <w:pPr>
       <w:spacing w:after="0" w:line="240" w:lineRule="auto"/>
@@ -31388,10 +31398,10 @@
       </w:tcPr>
     </w:tblStylePr>
   </w:style>
-  <w:style w:type="paragraph" w:styleId="Subjudul">
+  <w:style w:type="paragraph" w:styleId="Subtitle">
     <w:name w:val="Subtitle"/>
     <w:basedOn w:val="Normal"/>
-    <w:link w:val="SubjudulKAR"/>
+    <w:link w:val="SubtitleChar"/>
     <w:qFormat/>
     <w:rsid w:val="00B53BDC"/>
     <w:pPr>
@@ -31407,10 +31417,10 @@
       <w:lang w:val="en-US"/>
     </w:rPr>
   </w:style>
-  <w:style w:type="character" w:customStyle="1" w:styleId="SubjudulKAR">
-    <w:name w:val="Subjudul KAR"/>
-    <w:basedOn w:val="FontParagrafDefault"/>
-    <w:link w:val="Subjudul"/>
+  <w:style w:type="character" w:customStyle="1" w:styleId="SubtitleChar">
+    <w:name w:val="Subtitle Char"/>
+    <w:basedOn w:val="DefaultParagraphFont"/>
+    <w:link w:val="Subtitle"/>
     <w:rsid w:val="00B53BDC"/>
     <w:rPr>
       <w:rFonts w:ascii="Times New Roman" w:eastAsia="Times New Roman" w:hAnsi="Times New Roman" w:cs="Times New Roman"/>
@@ -31433,10 +31443,10 @@
       <w:sz w:val="24"/>
     </w:rPr>
   </w:style>
-  <w:style w:type="paragraph" w:styleId="IndenTeksIsi3">
+  <w:style w:type="paragraph" w:styleId="BodyTextIndent3">
     <w:name w:val="Body Text Indent 3"/>
     <w:basedOn w:val="Normal"/>
-    <w:link w:val="IndenTeksIsi3KAR"/>
+    <w:link w:val="BodyTextIndent3Char"/>
     <w:semiHidden/>
     <w:unhideWhenUsed/>
     <w:rsid w:val="00B53BDC"/>
@@ -31451,10 +31461,10 @@
       <w:lang w:val="en-US"/>
     </w:rPr>
   </w:style>
-  <w:style w:type="character" w:customStyle="1" w:styleId="IndenTeksIsi3KAR">
-    <w:name w:val="Inden Teks Isi 3 KAR"/>
-    <w:basedOn w:val="FontParagrafDefault"/>
-    <w:link w:val="IndenTeksIsi3"/>
+  <w:style w:type="character" w:customStyle="1" w:styleId="BodyTextIndent3Char">
+    <w:name w:val="Body Text Indent 3 Char"/>
+    <w:basedOn w:val="DefaultParagraphFont"/>
+    <w:link w:val="BodyTextIndent3"/>
     <w:semiHidden/>
     <w:rsid w:val="00B53BDC"/>
     <w:rPr>
@@ -31463,10 +31473,10 @@
       <w:szCs w:val="16"/>
     </w:rPr>
   </w:style>
-  <w:style w:type="paragraph" w:styleId="IndenTeksIsi2">
+  <w:style w:type="paragraph" w:styleId="BodyTextIndent2">
     <w:name w:val="Body Text Indent 2"/>
     <w:basedOn w:val="Normal"/>
-    <w:link w:val="IndenTeksIsi2KAR"/>
+    <w:link w:val="BodyTextIndent2Char"/>
     <w:semiHidden/>
     <w:unhideWhenUsed/>
     <w:rsid w:val="00B53BDC"/>
@@ -31479,10 +31489,10 @@
       <w:lang w:val="en-US"/>
     </w:rPr>
   </w:style>
-  <w:style w:type="character" w:customStyle="1" w:styleId="IndenTeksIsi2KAR">
-    <w:name w:val="Inden Teks Isi 2 KAR"/>
-    <w:basedOn w:val="FontParagrafDefault"/>
-    <w:link w:val="IndenTeksIsi2"/>
+  <w:style w:type="character" w:customStyle="1" w:styleId="BodyTextIndent2Char">
+    <w:name w:val="Body Text Indent 2 Char"/>
+    <w:basedOn w:val="DefaultParagraphFont"/>
+    <w:link w:val="BodyTextIndent2"/>
     <w:semiHidden/>
     <w:rsid w:val="00B53BDC"/>
     <w:rPr>
@@ -31491,8 +31501,8 @@
   </w:style>
   <w:style w:type="table" w:customStyle="1" w:styleId="TableGrid9">
     <w:name w:val="Table Grid9"/>
-    <w:basedOn w:val="TabelNormal"/>
-    <w:next w:val="KisiTabel"/>
+    <w:basedOn w:val="TableNormal"/>
+    <w:next w:val="TableGrid"/>
     <w:rsid w:val="00B53BDC"/>
     <w:pPr>
       <w:spacing w:after="0" w:line="240" w:lineRule="auto"/>
@@ -31536,8 +31546,8 @@
   </w:style>
   <w:style w:type="table" w:customStyle="1" w:styleId="TableGrid11">
     <w:name w:val="Table Grid11"/>
-    <w:basedOn w:val="TabelNormal"/>
-    <w:next w:val="KisiTabel"/>
+    <w:basedOn w:val="TableNormal"/>
+    <w:next w:val="TableGrid"/>
     <w:uiPriority w:val="59"/>
     <w:rsid w:val="00B53BDC"/>
     <w:pPr>
@@ -31562,8 +31572,8 @@
   </w:style>
   <w:style w:type="table" w:customStyle="1" w:styleId="TableGrid5">
     <w:name w:val="Table Grid5"/>
-    <w:basedOn w:val="TabelNormal"/>
-    <w:next w:val="KisiTabel"/>
+    <w:basedOn w:val="TableNormal"/>
+    <w:next w:val="TableGrid"/>
     <w:rsid w:val="00B53BDC"/>
     <w:pPr>
       <w:spacing w:after="0" w:line="240" w:lineRule="auto"/>
@@ -31587,8 +31597,8 @@
   </w:style>
   <w:style w:type="table" w:customStyle="1" w:styleId="TableGrid3">
     <w:name w:val="Table Grid3"/>
-    <w:basedOn w:val="TabelNormal"/>
-    <w:next w:val="KisiTabel"/>
+    <w:basedOn w:val="TableNormal"/>
+    <w:next w:val="TableGrid"/>
     <w:rsid w:val="00B53BDC"/>
     <w:pPr>
       <w:spacing w:after="0" w:line="240" w:lineRule="auto"/>
@@ -31606,8 +31616,8 @@
   </w:style>
   <w:style w:type="table" w:customStyle="1" w:styleId="TableGrid31">
     <w:name w:val="Table Grid31"/>
-    <w:basedOn w:val="TabelNormal"/>
-    <w:next w:val="KisiTabel"/>
+    <w:basedOn w:val="TableNormal"/>
+    <w:next w:val="TableGrid"/>
     <w:rsid w:val="00B53BDC"/>
     <w:pPr>
       <w:spacing w:after="0" w:line="240" w:lineRule="auto"/>
@@ -31631,8 +31641,8 @@
   </w:style>
   <w:style w:type="table" w:customStyle="1" w:styleId="TableGrid4">
     <w:name w:val="Table Grid4"/>
-    <w:basedOn w:val="TabelNormal"/>
-    <w:next w:val="KisiTabel"/>
+    <w:basedOn w:val="TableNormal"/>
+    <w:next w:val="TableGrid"/>
     <w:rsid w:val="00B53BDC"/>
     <w:pPr>
       <w:spacing w:after="0" w:line="240" w:lineRule="auto"/>
@@ -31648,9 +31658,9 @@
       </w:tblBorders>
     </w:tblPr>
   </w:style>
-  <w:style w:type="table" w:styleId="DaftarSedang2-Aksen1">
+  <w:style w:type="table" w:styleId="MediumList2-Accent1">
     <w:name w:val="Medium List 2 Accent 1"/>
-    <w:basedOn w:val="TabelNormal"/>
+    <w:basedOn w:val="TableNormal"/>
     <w:uiPriority w:val="66"/>
     <w:rsid w:val="00B53BDC"/>
     <w:pPr>
@@ -31771,8 +31781,8 @@
   </w:style>
   <w:style w:type="table" w:customStyle="1" w:styleId="TableGrid6">
     <w:name w:val="Table Grid6"/>
-    <w:basedOn w:val="TabelNormal"/>
-    <w:next w:val="KisiTabel"/>
+    <w:basedOn w:val="TableNormal"/>
+    <w:next w:val="TableGrid"/>
     <w:rsid w:val="00B53BDC"/>
     <w:pPr>
       <w:spacing w:after="0" w:line="240" w:lineRule="auto"/>
@@ -31790,8 +31800,8 @@
   </w:style>
   <w:style w:type="table" w:customStyle="1" w:styleId="TableGrid7">
     <w:name w:val="Table Grid7"/>
-    <w:basedOn w:val="TabelNormal"/>
-    <w:next w:val="KisiTabel"/>
+    <w:basedOn w:val="TableNormal"/>
+    <w:next w:val="TableGrid"/>
     <w:rsid w:val="00B53BDC"/>
     <w:pPr>
       <w:spacing w:after="0" w:line="240" w:lineRule="auto"/>
@@ -31809,8 +31819,8 @@
   </w:style>
   <w:style w:type="table" w:customStyle="1" w:styleId="TableGrid8">
     <w:name w:val="Table Grid8"/>
-    <w:basedOn w:val="TabelNormal"/>
-    <w:next w:val="KisiTabel"/>
+    <w:basedOn w:val="TableNormal"/>
+    <w:next w:val="TableGrid"/>
     <w:rsid w:val="00B53BDC"/>
     <w:pPr>
       <w:spacing w:after="0" w:line="240" w:lineRule="auto"/>
@@ -31828,8 +31838,8 @@
   </w:style>
   <w:style w:type="table" w:customStyle="1" w:styleId="TableGrid10">
     <w:name w:val="Table Grid10"/>
-    <w:basedOn w:val="TabelNormal"/>
-    <w:next w:val="KisiTabel"/>
+    <w:basedOn w:val="TableNormal"/>
+    <w:next w:val="TableGrid"/>
     <w:rsid w:val="00B53BDC"/>
     <w:pPr>
       <w:spacing w:after="0" w:line="240" w:lineRule="auto"/>
@@ -31847,8 +31857,8 @@
   </w:style>
   <w:style w:type="table" w:customStyle="1" w:styleId="TableGrid12">
     <w:name w:val="Table Grid12"/>
-    <w:basedOn w:val="TabelNormal"/>
-    <w:next w:val="KisiTabel"/>
+    <w:basedOn w:val="TableNormal"/>
+    <w:next w:val="TableGrid"/>
     <w:rsid w:val="00B53BDC"/>
     <w:pPr>
       <w:spacing w:after="0" w:line="240" w:lineRule="auto"/>
@@ -31866,8 +31876,8 @@
   </w:style>
   <w:style w:type="table" w:customStyle="1" w:styleId="TableGrid13">
     <w:name w:val="Table Grid13"/>
-    <w:basedOn w:val="TabelNormal"/>
-    <w:next w:val="KisiTabel"/>
+    <w:basedOn w:val="TableNormal"/>
+    <w:next w:val="TableGrid"/>
     <w:rsid w:val="00B53BDC"/>
     <w:pPr>
       <w:spacing w:after="0" w:line="240" w:lineRule="auto"/>
@@ -31885,8 +31895,8 @@
   </w:style>
   <w:style w:type="table" w:customStyle="1" w:styleId="TableGrid14">
     <w:name w:val="Table Grid14"/>
-    <w:basedOn w:val="TabelNormal"/>
-    <w:next w:val="KisiTabel"/>
+    <w:basedOn w:val="TableNormal"/>
+    <w:next w:val="TableGrid"/>
     <w:rsid w:val="00B53BDC"/>
     <w:pPr>
       <w:spacing w:after="0" w:line="240" w:lineRule="auto"/>
@@ -31904,8 +31914,8 @@
   </w:style>
   <w:style w:type="table" w:customStyle="1" w:styleId="TableGrid15">
     <w:name w:val="Table Grid15"/>
-    <w:basedOn w:val="TabelNormal"/>
-    <w:next w:val="KisiTabel"/>
+    <w:basedOn w:val="TableNormal"/>
+    <w:next w:val="TableGrid"/>
     <w:rsid w:val="00B53BDC"/>
     <w:pPr>
       <w:spacing w:after="0" w:line="240" w:lineRule="auto"/>
@@ -31923,8 +31933,8 @@
   </w:style>
   <w:style w:type="table" w:customStyle="1" w:styleId="TableGrid16">
     <w:name w:val="Table Grid16"/>
-    <w:basedOn w:val="TabelNormal"/>
-    <w:next w:val="KisiTabel"/>
+    <w:basedOn w:val="TableNormal"/>
+    <w:next w:val="TableGrid"/>
     <w:rsid w:val="00B53BDC"/>
     <w:pPr>
       <w:spacing w:after="0" w:line="240" w:lineRule="auto"/>
@@ -31942,8 +31952,8 @@
   </w:style>
   <w:style w:type="table" w:customStyle="1" w:styleId="TableGrid17">
     <w:name w:val="Table Grid17"/>
-    <w:basedOn w:val="TabelNormal"/>
-    <w:next w:val="KisiTabel"/>
+    <w:basedOn w:val="TableNormal"/>
+    <w:next w:val="TableGrid"/>
     <w:rsid w:val="00B53BDC"/>
     <w:pPr>
       <w:spacing w:after="0" w:line="240" w:lineRule="auto"/>
@@ -31961,8 +31971,8 @@
   </w:style>
   <w:style w:type="table" w:customStyle="1" w:styleId="TableGrid18">
     <w:name w:val="Table Grid18"/>
-    <w:basedOn w:val="TabelNormal"/>
-    <w:next w:val="KisiTabel"/>
+    <w:basedOn w:val="TableNormal"/>
+    <w:next w:val="TableGrid"/>
     <w:rsid w:val="00B53BDC"/>
     <w:pPr>
       <w:spacing w:after="0" w:line="240" w:lineRule="auto"/>
@@ -31980,8 +31990,8 @@
   </w:style>
   <w:style w:type="table" w:customStyle="1" w:styleId="TableGrid19">
     <w:name w:val="Table Grid19"/>
-    <w:basedOn w:val="TabelNormal"/>
-    <w:next w:val="KisiTabel"/>
+    <w:basedOn w:val="TableNormal"/>
+    <w:next w:val="TableGrid"/>
     <w:rsid w:val="00B53BDC"/>
     <w:pPr>
       <w:spacing w:after="0" w:line="240" w:lineRule="auto"/>
@@ -31999,8 +32009,8 @@
   </w:style>
   <w:style w:type="table" w:customStyle="1" w:styleId="TableGrid20">
     <w:name w:val="Table Grid20"/>
-    <w:basedOn w:val="TabelNormal"/>
-    <w:next w:val="KisiTabel"/>
+    <w:basedOn w:val="TableNormal"/>
+    <w:next w:val="TableGrid"/>
     <w:rsid w:val="00B53BDC"/>
     <w:pPr>
       <w:spacing w:after="0" w:line="240" w:lineRule="auto"/>
@@ -32018,8 +32028,8 @@
   </w:style>
   <w:style w:type="table" w:customStyle="1" w:styleId="TableGrid21">
     <w:name w:val="Table Grid21"/>
-    <w:basedOn w:val="TabelNormal"/>
-    <w:next w:val="KisiTabel"/>
+    <w:basedOn w:val="TableNormal"/>
+    <w:next w:val="TableGrid"/>
     <w:rsid w:val="00B53BDC"/>
     <w:pPr>
       <w:spacing w:after="0" w:line="240" w:lineRule="auto"/>
@@ -32047,7 +32057,7 @@
   </w:style>
   <w:style w:type="numbering" w:customStyle="1" w:styleId="NoList11">
     <w:name w:val="No List11"/>
-    <w:next w:val="TidakAdaDaftar"/>
+    <w:next w:val="NoList"/>
     <w:uiPriority w:val="99"/>
     <w:semiHidden/>
     <w:unhideWhenUsed/>
@@ -32055,7 +32065,7 @@
   </w:style>
   <w:style w:type="numbering" w:customStyle="1" w:styleId="NoList111">
     <w:name w:val="No List111"/>
-    <w:next w:val="TidakAdaDaftar"/>
+    <w:next w:val="NoList"/>
     <w:uiPriority w:val="99"/>
     <w:semiHidden/>
     <w:unhideWhenUsed/>
@@ -32067,7 +32077,7 @@
   </w:style>
   <w:style w:type="numbering" w:customStyle="1" w:styleId="NoList21">
     <w:name w:val="No List21"/>
-    <w:next w:val="TidakAdaDaftar"/>
+    <w:next w:val="NoList"/>
     <w:uiPriority w:val="99"/>
     <w:semiHidden/>
     <w:unhideWhenUsed/>
@@ -32075,7 +32085,7 @@
   </w:style>
   <w:style w:type="numbering" w:customStyle="1" w:styleId="NoList12">
     <w:name w:val="No List12"/>
-    <w:next w:val="TidakAdaDaftar"/>
+    <w:next w:val="NoList"/>
     <w:uiPriority w:val="99"/>
     <w:semiHidden/>
     <w:unhideWhenUsed/>
@@ -32116,7 +32126,7 @@
   </w:style>
   <w:style w:type="character" w:customStyle="1" w:styleId="TitleChar1">
     <w:name w:val="Title Char1"/>
-    <w:basedOn w:val="FontParagrafDefault"/>
+    <w:basedOn w:val="DefaultParagraphFont"/>
     <w:uiPriority w:val="10"/>
     <w:rsid w:val="00B53BDC"/>
     <w:rPr>
@@ -32130,8 +32140,8 @@
   </w:style>
   <w:style w:type="table" w:customStyle="1" w:styleId="TableGrid111">
     <w:name w:val="Table Grid111"/>
-    <w:basedOn w:val="TabelNormal"/>
-    <w:next w:val="KisiTabel"/>
+    <w:basedOn w:val="TableNormal"/>
+    <w:next w:val="TableGrid"/>
     <w:rsid w:val="00B53BDC"/>
     <w:pPr>
       <w:spacing w:after="0" w:line="240" w:lineRule="auto"/>
@@ -32172,7 +32182,7 @@
   </w:style>
   <w:style w:type="character" w:customStyle="1" w:styleId="Heading1Char1">
     <w:name w:val="Heading 1 Char1"/>
-    <w:basedOn w:val="FontParagrafDefault"/>
+    <w:basedOn w:val="DefaultParagraphFont"/>
     <w:uiPriority w:val="9"/>
     <w:rsid w:val="00B53BDC"/>
     <w:rPr>
@@ -32222,7 +32232,7 @@
   </w:style>
   <w:style w:type="character" w:customStyle="1" w:styleId="TitleChar2">
     <w:name w:val="Title Char2"/>
-    <w:basedOn w:val="FontParagrafDefault"/>
+    <w:basedOn w:val="DefaultParagraphFont"/>
     <w:uiPriority w:val="10"/>
     <w:rsid w:val="00B53BDC"/>
     <w:rPr>
@@ -32236,22 +32246,22 @@
   </w:style>
   <w:style w:type="character" w:customStyle="1" w:styleId="HeaderChar1">
     <w:name w:val="Header Char1"/>
-    <w:basedOn w:val="FontParagrafDefault"/>
+    <w:basedOn w:val="DefaultParagraphFont"/>
     <w:uiPriority w:val="99"/>
     <w:semiHidden/>
     <w:rsid w:val="00B53BDC"/>
   </w:style>
   <w:style w:type="character" w:customStyle="1" w:styleId="FooterChar1">
     <w:name w:val="Footer Char1"/>
-    <w:basedOn w:val="FontParagrafDefault"/>
+    <w:basedOn w:val="DefaultParagraphFont"/>
     <w:uiPriority w:val="99"/>
     <w:semiHidden/>
     <w:rsid w:val="00B53BDC"/>
   </w:style>
   <w:style w:type="table" w:customStyle="1" w:styleId="TableGrid112">
     <w:name w:val="Table Grid112"/>
-    <w:basedOn w:val="TabelNormal"/>
-    <w:next w:val="KisiTabel"/>
+    <w:basedOn w:val="TableNormal"/>
+    <w:next w:val="TableGrid"/>
     <w:uiPriority w:val="59"/>
     <w:rsid w:val="00B53BDC"/>
     <w:pPr>
@@ -32271,10 +32281,10 @@
       </w:tblBorders>
     </w:tblPr>
   </w:style>
-  <w:style w:type="paragraph" w:styleId="TeksBiasa">
+  <w:style w:type="paragraph" w:styleId="PlainText">
     <w:name w:val="Plain Text"/>
     <w:basedOn w:val="Normal"/>
-    <w:link w:val="TeksBiasaKAR"/>
+    <w:link w:val="PlainTextChar"/>
     <w:uiPriority w:val="99"/>
     <w:unhideWhenUsed/>
     <w:rsid w:val="00B53BDC"/>
@@ -32287,10 +32297,10 @@
       <w:szCs w:val="21"/>
     </w:rPr>
   </w:style>
-  <w:style w:type="character" w:customStyle="1" w:styleId="TeksBiasaKAR">
-    <w:name w:val="Teks Biasa KAR"/>
-    <w:basedOn w:val="FontParagrafDefault"/>
-    <w:link w:val="TeksBiasa"/>
+  <w:style w:type="character" w:customStyle="1" w:styleId="PlainTextChar">
+    <w:name w:val="Plain Text Char"/>
+    <w:basedOn w:val="DefaultParagraphFont"/>
+    <w:link w:val="PlainText"/>
     <w:uiPriority w:val="99"/>
     <w:rsid w:val="00B53BDC"/>
     <w:rPr>
@@ -32641,8 +32651,8 @@
   </w:style>
   <w:style w:type="table" w:customStyle="1" w:styleId="TableGrid91">
     <w:name w:val="Table Grid91"/>
-    <w:basedOn w:val="TabelNormal"/>
-    <w:next w:val="KisiTabel"/>
+    <w:basedOn w:val="TableNormal"/>
+    <w:next w:val="TableGrid"/>
     <w:rsid w:val="00B53BDC"/>
     <w:pPr>
       <w:spacing w:after="0" w:line="240" w:lineRule="auto"/>
@@ -32663,8 +32673,8 @@
   </w:style>
   <w:style w:type="table" w:customStyle="1" w:styleId="TableGrid110">
     <w:name w:val="Table Grid110"/>
-    <w:basedOn w:val="TabelNormal"/>
-    <w:next w:val="KisiTabel"/>
+    <w:basedOn w:val="TableNormal"/>
+    <w:next w:val="TableGrid"/>
     <w:rsid w:val="00B53BDC"/>
     <w:pPr>
       <w:spacing w:after="0" w:line="240" w:lineRule="auto"/>
@@ -32685,8 +32695,8 @@
   </w:style>
   <w:style w:type="table" w:customStyle="1" w:styleId="TableGrid51">
     <w:name w:val="Table Grid51"/>
-    <w:basedOn w:val="TabelNormal"/>
-    <w:next w:val="KisiTabel"/>
+    <w:basedOn w:val="TableNormal"/>
+    <w:next w:val="TableGrid"/>
     <w:rsid w:val="00B53BDC"/>
     <w:pPr>
       <w:spacing w:after="0" w:line="240" w:lineRule="auto"/>
@@ -32710,8 +32720,8 @@
   </w:style>
   <w:style w:type="table" w:customStyle="1" w:styleId="TableGrid121">
     <w:name w:val="Table Grid121"/>
-    <w:basedOn w:val="TabelNormal"/>
-    <w:next w:val="KisiTabel"/>
+    <w:basedOn w:val="TableNormal"/>
+    <w:next w:val="TableGrid"/>
     <w:rsid w:val="00B53BDC"/>
     <w:pPr>
       <w:spacing w:after="0" w:line="240" w:lineRule="auto"/>
@@ -32729,8 +32739,8 @@
   </w:style>
   <w:style w:type="table" w:customStyle="1" w:styleId="TableGrid131">
     <w:name w:val="Table Grid131"/>
-    <w:basedOn w:val="TabelNormal"/>
-    <w:next w:val="KisiTabel"/>
+    <w:basedOn w:val="TableNormal"/>
+    <w:next w:val="TableGrid"/>
     <w:rsid w:val="00B53BDC"/>
     <w:pPr>
       <w:spacing w:after="0" w:line="240" w:lineRule="auto"/>
@@ -32748,8 +32758,8 @@
   </w:style>
   <w:style w:type="table" w:customStyle="1" w:styleId="TableGrid141">
     <w:name w:val="Table Grid141"/>
-    <w:basedOn w:val="TabelNormal"/>
-    <w:next w:val="KisiTabel"/>
+    <w:basedOn w:val="TableNormal"/>
+    <w:next w:val="TableGrid"/>
     <w:rsid w:val="00B53BDC"/>
     <w:pPr>
       <w:spacing w:after="0" w:line="240" w:lineRule="auto"/>
@@ -32767,8 +32777,8 @@
   </w:style>
   <w:style w:type="table" w:customStyle="1" w:styleId="TableGrid151">
     <w:name w:val="Table Grid151"/>
-    <w:basedOn w:val="TabelNormal"/>
-    <w:next w:val="KisiTabel"/>
+    <w:basedOn w:val="TableNormal"/>
+    <w:next w:val="TableGrid"/>
     <w:rsid w:val="00B53BDC"/>
     <w:pPr>
       <w:spacing w:after="0" w:line="240" w:lineRule="auto"/>
@@ -32786,8 +32796,8 @@
   </w:style>
   <w:style w:type="table" w:customStyle="1" w:styleId="TableGrid161">
     <w:name w:val="Table Grid161"/>
-    <w:basedOn w:val="TabelNormal"/>
-    <w:next w:val="KisiTabel"/>
+    <w:basedOn w:val="TableNormal"/>
+    <w:next w:val="TableGrid"/>
     <w:rsid w:val="00B53BDC"/>
     <w:pPr>
       <w:spacing w:after="0" w:line="240" w:lineRule="auto"/>
@@ -32805,8 +32815,8 @@
   </w:style>
   <w:style w:type="table" w:customStyle="1" w:styleId="TableGrid171">
     <w:name w:val="Table Grid171"/>
-    <w:basedOn w:val="TabelNormal"/>
-    <w:next w:val="KisiTabel"/>
+    <w:basedOn w:val="TableNormal"/>
+    <w:next w:val="TableGrid"/>
     <w:rsid w:val="00B53BDC"/>
     <w:pPr>
       <w:spacing w:after="0" w:line="240" w:lineRule="auto"/>
@@ -32824,8 +32834,8 @@
   </w:style>
   <w:style w:type="table" w:customStyle="1" w:styleId="TableGrid181">
     <w:name w:val="Table Grid181"/>
-    <w:basedOn w:val="TabelNormal"/>
-    <w:next w:val="KisiTabel"/>
+    <w:basedOn w:val="TableNormal"/>
+    <w:next w:val="TableGrid"/>
     <w:rsid w:val="00B53BDC"/>
     <w:pPr>
       <w:spacing w:after="0" w:line="240" w:lineRule="auto"/>
@@ -32843,8 +32853,8 @@
   </w:style>
   <w:style w:type="table" w:customStyle="1" w:styleId="TableGrid191">
     <w:name w:val="Table Grid191"/>
-    <w:basedOn w:val="TabelNormal"/>
-    <w:next w:val="KisiTabel"/>
+    <w:basedOn w:val="TableNormal"/>
+    <w:next w:val="TableGrid"/>
     <w:rsid w:val="00B53BDC"/>
     <w:pPr>
       <w:spacing w:after="0" w:line="240" w:lineRule="auto"/>
@@ -32862,8 +32872,8 @@
   </w:style>
   <w:style w:type="table" w:customStyle="1" w:styleId="TableGrid211">
     <w:name w:val="Table Grid211"/>
-    <w:basedOn w:val="TabelNormal"/>
-    <w:next w:val="KisiTabel"/>
+    <w:basedOn w:val="TableNormal"/>
+    <w:next w:val="TableGrid"/>
     <w:rsid w:val="00B53BDC"/>
     <w:pPr>
       <w:spacing w:after="0" w:line="240" w:lineRule="auto"/>
@@ -32881,7 +32891,7 @@
   </w:style>
   <w:style w:type="numbering" w:customStyle="1" w:styleId="NoList1111">
     <w:name w:val="No List1111"/>
-    <w:next w:val="TidakAdaDaftar"/>
+    <w:next w:val="NoList"/>
     <w:uiPriority w:val="99"/>
     <w:semiHidden/>
     <w:unhideWhenUsed/>
@@ -33067,10 +33077,10 @@
       </w:tcPr>
     </w:tblStylePr>
   </w:style>
-  <w:style w:type="character" w:customStyle="1" w:styleId="Judul4KAR">
-    <w:name w:val="Judul 4 KAR"/>
-    <w:basedOn w:val="FontParagrafDefault"/>
-    <w:link w:val="Judul4"/>
+  <w:style w:type="character" w:customStyle="1" w:styleId="Heading4Char">
+    <w:name w:val="Heading 4 Char"/>
+    <w:basedOn w:val="DefaultParagraphFont"/>
+    <w:link w:val="Heading4"/>
     <w:uiPriority w:val="9"/>
     <w:semiHidden/>
     <w:rsid w:val="00681DEC"/>
